--- a/Lab-3_LTspice/Lab-3_LTspice.docx
+++ b/Lab-3_LTspice/Lab-3_LTspice.docx
@@ -79,25 +79,7 @@
           <w:sz w:val="24"/>
           <w:szCs w:val="24"/>
         </w:rPr>
-        <w:t xml:space="preserve">This laboratory introduces SPICE circuit simulation using </w:t>
-      </w:r>
-      <w:proofErr w:type="spellStart"/>
-      <w:r>
-        <w:rPr>
-          <w:rFonts w:ascii="Times New Roman" w:eastAsia="Times New Roman" w:hAnsi="Times New Roman" w:cs="Times New Roman"/>
-          <w:sz w:val="24"/>
-          <w:szCs w:val="24"/>
-        </w:rPr>
-        <w:t>LTspice</w:t>
-      </w:r>
-      <w:proofErr w:type="spellEnd"/>
-      <w:r>
-        <w:rPr>
-          <w:rFonts w:ascii="Times New Roman" w:eastAsia="Times New Roman" w:hAnsi="Times New Roman" w:cs="Times New Roman"/>
-          <w:sz w:val="24"/>
-          <w:szCs w:val="24"/>
-        </w:rPr>
-        <w:t xml:space="preserve"> and explores the key differences between ideal </w:t>
+        <w:t xml:space="preserve">This laboratory introduces SPICE circuit simulation using LTspice and explores the key differences between ideal </w:t>
       </w:r>
       <w:r>
         <w:rPr>
@@ -274,25 +256,7 @@
           <w:sz w:val="28"/>
           <w:szCs w:val="28"/>
         </w:rPr>
-        <w:t xml:space="preserve">For the purposes of this class, </w:t>
-      </w:r>
-      <w:proofErr w:type="spellStart"/>
-      <w:r>
-        <w:rPr>
-          <w:rFonts w:ascii="Times New Roman" w:hAnsi="Times New Roman" w:cs="Times New Roman"/>
-          <w:sz w:val="28"/>
-          <w:szCs w:val="28"/>
-        </w:rPr>
-        <w:t>LTspice</w:t>
-      </w:r>
-      <w:proofErr w:type="spellEnd"/>
-      <w:r>
-        <w:rPr>
-          <w:rFonts w:ascii="Times New Roman" w:hAnsi="Times New Roman" w:cs="Times New Roman"/>
-          <w:sz w:val="28"/>
-          <w:szCs w:val="28"/>
-        </w:rPr>
-        <w:t xml:space="preserve"> (current Windows version is 24.1.0) will be used. It is a free version of spice that’s supported by Linear Technology (recently acquired by Analog Devices). It can be downloaded from Linear Technologies’ website </w:t>
+        <w:t xml:space="preserve">For the purposes of this class, LTspice (current Windows version is 24.1.0) will be used. It is a free version of spice that’s supported by Linear Technology (recently acquired by Analog Devices). It can be downloaded from Linear Technologies’ website </w:t>
       </w:r>
       <w:hyperlink r:id="rId8" w:history="1">
         <w:r>
@@ -329,25 +293,7 @@
           <w:sz w:val="28"/>
           <w:szCs w:val="28"/>
         </w:rPr>
-        <w:t xml:space="preserve">There are useful resources provided in the Lab 3 Canvas folder with Lab 3 tips and </w:t>
-      </w:r>
-      <w:proofErr w:type="spellStart"/>
-      <w:r>
-        <w:rPr>
-          <w:rFonts w:ascii="Times New Roman" w:hAnsi="Times New Roman" w:cs="Times New Roman"/>
-          <w:sz w:val="28"/>
-          <w:szCs w:val="28"/>
-        </w:rPr>
-        <w:t>LTspice</w:t>
-      </w:r>
-      <w:proofErr w:type="spellEnd"/>
-      <w:r>
-        <w:rPr>
-          <w:rFonts w:ascii="Times New Roman" w:hAnsi="Times New Roman" w:cs="Times New Roman"/>
-          <w:sz w:val="28"/>
-          <w:szCs w:val="28"/>
-        </w:rPr>
-        <w:t xml:space="preserve"> keyboard shortcuts. </w:t>
+        <w:t xml:space="preserve">There are useful resources provided in the Lab 3 Canvas folder with Lab 3 tips and LTspice keyboard shortcuts. </w:t>
       </w:r>
     </w:p>
     <w:p>
@@ -365,25 +311,7 @@
           <w:sz w:val="28"/>
           <w:szCs w:val="28"/>
         </w:rPr>
-        <w:t xml:space="preserve">If possible, use </w:t>
-      </w:r>
-      <w:proofErr w:type="spellStart"/>
-      <w:r>
-        <w:rPr>
-          <w:rFonts w:ascii="Times New Roman" w:hAnsi="Times New Roman" w:cs="Times New Roman"/>
-          <w:sz w:val="28"/>
-          <w:szCs w:val="28"/>
-        </w:rPr>
-        <w:t>LTspice</w:t>
-      </w:r>
-      <w:proofErr w:type="spellEnd"/>
-      <w:r>
-        <w:rPr>
-          <w:rFonts w:ascii="Times New Roman" w:hAnsi="Times New Roman" w:cs="Times New Roman"/>
-          <w:sz w:val="28"/>
-          <w:szCs w:val="28"/>
-        </w:rPr>
-        <w:t xml:space="preserve"> on Windows for the best experience. The Mac version looks bare bones compared to the Windows version, but all the same functionalities exist, it’s just hidden in sub menus. </w:t>
+        <w:t xml:space="preserve">If possible, use LTspice on Windows for the best experience. The Mac version looks bare bones compared to the Windows version, but all the same functionalities exist, it’s just hidden in sub menus. </w:t>
       </w:r>
     </w:p>
     <w:p>
@@ -427,7 +355,6 @@
         <w:t xml:space="preserve">LT - </w:t>
       </w:r>
       <w:hyperlink r:id="rId9" w:history="1">
-        <w:proofErr w:type="spellStart"/>
         <w:r>
           <w:rPr>
             <w:rStyle w:val="Hyperlink"/>
@@ -435,17 +362,7 @@
             <w:sz w:val="28"/>
             <w:szCs w:val="28"/>
           </w:rPr>
-          <w:t>LTspice</w:t>
-        </w:r>
-        <w:proofErr w:type="spellEnd"/>
-        <w:r>
-          <w:rPr>
-            <w:rStyle w:val="Hyperlink"/>
-            <w:rFonts w:ascii="Times New Roman" w:hAnsi="Times New Roman" w:cs="Times New Roman"/>
-            <w:sz w:val="28"/>
-            <w:szCs w:val="28"/>
-          </w:rPr>
-          <w:t xml:space="preserve"> IV Overview</w:t>
+          <w:t>LTspice IV Overview</w:t>
         </w:r>
       </w:hyperlink>
     </w:p>
@@ -596,25 +513,7 @@
           <w:sz w:val="28"/>
           <w:szCs w:val="28"/>
         </w:rPr>
-        <w:t xml:space="preserve">Install </w:t>
-      </w:r>
-      <w:proofErr w:type="spellStart"/>
-      <w:r>
-        <w:rPr>
-          <w:rFonts w:ascii="Times New Roman" w:hAnsi="Times New Roman" w:cs="Times New Roman"/>
-          <w:sz w:val="28"/>
-          <w:szCs w:val="28"/>
-        </w:rPr>
-        <w:t>LTspice</w:t>
-      </w:r>
-      <w:proofErr w:type="spellEnd"/>
-      <w:r>
-        <w:rPr>
-          <w:rFonts w:ascii="Times New Roman" w:hAnsi="Times New Roman" w:cs="Times New Roman"/>
-          <w:sz w:val="28"/>
-          <w:szCs w:val="28"/>
-        </w:rPr>
-        <w:t xml:space="preserve">, work through the tutorials, and complete the following. </w:t>
+        <w:t xml:space="preserve">Install LTspice, work through the tutorials, and complete the following. </w:t>
       </w:r>
     </w:p>
     <w:p>
@@ -765,43 +664,7 @@
           <w:sz w:val="28"/>
           <w:szCs w:val="28"/>
         </w:rPr>
-        <w:t xml:space="preserve">Using </w:t>
-      </w:r>
-      <w:proofErr w:type="spellStart"/>
-      <w:r>
-        <w:rPr>
-          <w:rFonts w:ascii="Times New Roman" w:hAnsi="Times New Roman" w:cs="Times New Roman"/>
-          <w:sz w:val="28"/>
-          <w:szCs w:val="28"/>
-        </w:rPr>
-        <w:t>LTspice</w:t>
-      </w:r>
-      <w:proofErr w:type="spellEnd"/>
-      <w:r>
-        <w:rPr>
-          <w:rFonts w:ascii="Times New Roman" w:hAnsi="Times New Roman" w:cs="Times New Roman"/>
-          <w:sz w:val="28"/>
-          <w:szCs w:val="28"/>
-        </w:rPr>
-        <w:t xml:space="preserve">, layout the circuit in Figure 3.1 and run a DC operating point simulation </w:t>
-      </w:r>
-      <w:proofErr w:type="gramStart"/>
-      <w:r>
-        <w:rPr>
-          <w:rFonts w:ascii="Times New Roman" w:hAnsi="Times New Roman" w:cs="Times New Roman"/>
-          <w:sz w:val="28"/>
-          <w:szCs w:val="28"/>
-        </w:rPr>
-        <w:t>(.op</w:t>
-      </w:r>
-      <w:proofErr w:type="gramEnd"/>
-      <w:r>
-        <w:rPr>
-          <w:rFonts w:ascii="Times New Roman" w:hAnsi="Times New Roman" w:cs="Times New Roman"/>
-          <w:sz w:val="28"/>
-          <w:szCs w:val="28"/>
-        </w:rPr>
-        <w:t>) to generate the node voltages at nodes A, B, C, and D. Table the node voltages.</w:t>
+        <w:t>Using LTspice, layout the circuit in Figure 3.1 and run a DC operating point simulation (.op) to generate the node voltages at nodes A, B, C, and D. Table the node voltages.</w:t>
       </w:r>
     </w:p>
     <w:p>
@@ -1681,8 +1544,6 @@
         <w:spacing w:before="120" w:line="240" w:lineRule="auto"/>
         <w:ind w:left="792"/>
       </w:pPr>
-      <w:proofErr w:type="spellStart"/>
-      <w:proofErr w:type="gramStart"/>
       <w:r>
         <w:rPr>
           <w:rFonts w:ascii="Times New Roman" w:hAnsi="Times New Roman" w:cs="Times New Roman"/>
@@ -1700,8 +1561,6 @@
         </w:rPr>
         <w:t>down,A</w:t>
       </w:r>
-      <w:proofErr w:type="spellEnd"/>
-      <w:proofErr w:type="gramEnd"/>
       <w:r>
         <w:rPr>
           <w:rFonts w:ascii="Times New Roman" w:hAnsi="Times New Roman" w:cs="Times New Roman"/>
@@ -1725,8 +1584,6 @@
           <w:szCs w:val="28"/>
         </w:rPr>
       </w:pPr>
-      <w:proofErr w:type="spellStart"/>
-      <w:proofErr w:type="gramStart"/>
       <w:r>
         <w:rPr>
           <w:rFonts w:ascii="Times New Roman" w:hAnsi="Times New Roman" w:cs="Times New Roman"/>
@@ -1744,25 +1601,13 @@
         </w:rPr>
         <w:t>node,A</w:t>
       </w:r>
-      <w:proofErr w:type="spellEnd"/>
-      <w:proofErr w:type="gramEnd"/>
-      <w:r>
-        <w:rPr>
-          <w:rFonts w:ascii="Times New Roman" w:hAnsi="Times New Roman" w:cs="Times New Roman"/>
-          <w:sz w:val="28"/>
-          <w:szCs w:val="28"/>
-        </w:rPr>
-        <w:t xml:space="preserve"> = </w:t>
-      </w:r>
-      <w:proofErr w:type="spellStart"/>
-      <w:proofErr w:type="gramStart"/>
-      <w:r>
-        <w:rPr>
-          <w:rFonts w:ascii="Times New Roman" w:hAnsi="Times New Roman" w:cs="Times New Roman"/>
-          <w:sz w:val="28"/>
-          <w:szCs w:val="28"/>
-        </w:rPr>
-        <w:t>R</w:t>
+      <w:r>
+        <w:rPr>
+          <w:rFonts w:ascii="Times New Roman" w:hAnsi="Times New Roman" w:cs="Times New Roman"/>
+          <w:sz w:val="28"/>
+          <w:szCs w:val="28"/>
+        </w:rPr>
+        <w:t xml:space="preserve"> = R</w:t>
       </w:r>
       <w:r>
         <w:rPr>
@@ -1773,8 +1618,6 @@
         </w:rPr>
         <w:t>down,A</w:t>
       </w:r>
-      <w:proofErr w:type="spellEnd"/>
-      <w:proofErr w:type="gramEnd"/>
       <w:r>
         <w:rPr>
           <w:rFonts w:ascii="Times New Roman" w:hAnsi="Times New Roman" w:cs="Times New Roman"/>
@@ -1879,8 +1722,6 @@
           <w:szCs w:val="28"/>
         </w:rPr>
       </w:pPr>
-      <w:proofErr w:type="spellStart"/>
-      <w:proofErr w:type="gramStart"/>
       <w:r>
         <w:rPr>
           <w:rFonts w:ascii="Times New Roman" w:hAnsi="Times New Roman" w:cs="Times New Roman"/>
@@ -1898,8 +1739,6 @@
         </w:rPr>
         <w:t>total,A</w:t>
       </w:r>
-      <w:proofErr w:type="spellEnd"/>
-      <w:proofErr w:type="gramEnd"/>
       <w:r>
         <w:rPr>
           <w:rFonts w:ascii="Times New Roman" w:hAnsi="Times New Roman" w:cs="Times New Roman"/>
@@ -1909,12 +1748,7 @@
         <w:t xml:space="preserve"> = </w:t>
       </w:r>
       <w:r>
-        <w:t xml:space="preserve">4.7 KΩ + </w:t>
-      </w:r>
-      <w:proofErr w:type="spellStart"/>
-      <w:proofErr w:type="gramStart"/>
-      <w:r>
-        <w:t>R</w:t>
+        <w:t>4.7 KΩ + R</w:t>
       </w:r>
       <w:r>
         <w:rPr>
@@ -1922,8 +1756,6 @@
         </w:rPr>
         <w:t>node,A</w:t>
       </w:r>
-      <w:proofErr w:type="spellEnd"/>
-      <w:proofErr w:type="gramEnd"/>
       <w:r>
         <w:t xml:space="preserve"> = 4.7 KΩ + 33.5363 KΩ = 38.2363 KΩ</w:t>
       </w:r>
@@ -1939,8 +1771,6 @@
           <w:szCs w:val="28"/>
         </w:rPr>
       </w:pPr>
-      <w:proofErr w:type="spellStart"/>
-      <w:proofErr w:type="gramStart"/>
       <w:r>
         <w:rPr>
           <w:rFonts w:ascii="Times New Roman" w:hAnsi="Times New Roman" w:cs="Times New Roman"/>
@@ -1967,8 +1797,6 @@
         </w:rPr>
         <w:t>,A</w:t>
       </w:r>
-      <w:proofErr w:type="spellEnd"/>
-      <w:proofErr w:type="gramEnd"/>
       <w:r>
         <w:rPr>
           <w:rFonts w:ascii="Times New Roman" w:hAnsi="Times New Roman" w:cs="Times New Roman"/>
@@ -2081,8 +1909,6 @@
           <w:szCs w:val="28"/>
         </w:rPr>
       </w:pPr>
-      <w:proofErr w:type="spellStart"/>
-      <w:proofErr w:type="gramStart"/>
       <w:r>
         <w:rPr>
           <w:rFonts w:ascii="Times New Roman" w:hAnsi="Times New Roman" w:cs="Times New Roman"/>
@@ -2100,8 +1926,6 @@
         </w:rPr>
         <w:t>down,A</w:t>
       </w:r>
-      <w:proofErr w:type="spellEnd"/>
-      <w:proofErr w:type="gramEnd"/>
       <w:r>
         <w:rPr>
           <w:rFonts w:ascii="Times New Roman" w:hAnsi="Times New Roman" w:cs="Times New Roman"/>
@@ -2429,17 +2253,7 @@
                 <w:sz w:val="20"/>
                 <w:szCs w:val="20"/>
               </w:rPr>
-              <w:t>(</w:t>
-            </w:r>
-            <w:proofErr w:type="spellStart"/>
-            <w:proofErr w:type="gramStart"/>
-            <w:r>
-              <w:rPr>
-                <w:rFonts w:ascii="Times New Roman" w:hAnsi="Times New Roman" w:cs="Times New Roman"/>
-                <w:sz w:val="20"/>
-                <w:szCs w:val="20"/>
-              </w:rPr>
-              <w:t>I</w:t>
+              <w:t>(I</w:t>
             </w:r>
             <w:r>
               <w:rPr>
@@ -2450,8 +2264,6 @@
               </w:rPr>
               <w:t>total,A</w:t>
             </w:r>
-            <w:proofErr w:type="spellEnd"/>
-            <w:proofErr w:type="gramEnd"/>
             <w:r>
               <w:rPr>
                 <w:rFonts w:ascii="Times New Roman" w:hAnsi="Times New Roman" w:cs="Times New Roman"/>
@@ -2616,8 +2428,6 @@
                 <w:szCs w:val="20"/>
               </w:rPr>
             </w:pPr>
-            <w:proofErr w:type="spellStart"/>
-            <w:proofErr w:type="gramStart"/>
             <w:r>
               <w:rPr>
                 <w:rFonts w:ascii="Times New Roman" w:hAnsi="Times New Roman" w:cs="Times New Roman"/>
@@ -2635,25 +2445,13 @@
               </w:rPr>
               <w:t>node,A</w:t>
             </w:r>
-            <w:proofErr w:type="spellEnd"/>
-            <w:proofErr w:type="gramEnd"/>
-            <w:r>
-              <w:rPr>
-                <w:rFonts w:ascii="Times New Roman" w:hAnsi="Times New Roman" w:cs="Times New Roman"/>
-                <w:sz w:val="20"/>
-                <w:szCs w:val="20"/>
-              </w:rPr>
-              <w:t xml:space="preserve"> – (</w:t>
-            </w:r>
-            <w:proofErr w:type="spellStart"/>
-            <w:proofErr w:type="gramStart"/>
-            <w:r>
-              <w:rPr>
-                <w:rFonts w:ascii="Times New Roman" w:hAnsi="Times New Roman" w:cs="Times New Roman"/>
-                <w:sz w:val="20"/>
-                <w:szCs w:val="20"/>
-              </w:rPr>
-              <w:t>I</w:t>
+            <w:r>
+              <w:rPr>
+                <w:rFonts w:ascii="Times New Roman" w:hAnsi="Times New Roman" w:cs="Times New Roman"/>
+                <w:sz w:val="20"/>
+                <w:szCs w:val="20"/>
+              </w:rPr>
+              <w:t xml:space="preserve"> – (I</w:t>
             </w:r>
             <w:r>
               <w:rPr>
@@ -2664,8 +2462,6 @@
               </w:rPr>
               <w:t>down,A</w:t>
             </w:r>
-            <w:proofErr w:type="spellEnd"/>
-            <w:proofErr w:type="gramEnd"/>
             <w:r>
               <w:rPr>
                 <w:rFonts w:ascii="Times New Roman" w:hAnsi="Times New Roman" w:cs="Times New Roman"/>
@@ -2844,8 +2640,6 @@
                 <w:szCs w:val="20"/>
               </w:rPr>
             </w:pPr>
-            <w:proofErr w:type="spellStart"/>
-            <w:proofErr w:type="gramStart"/>
             <w:r>
               <w:rPr>
                 <w:rFonts w:ascii="Times New Roman" w:hAnsi="Times New Roman" w:cs="Times New Roman"/>
@@ -2863,25 +2657,13 @@
               </w:rPr>
               <w:t>node,B</w:t>
             </w:r>
-            <w:proofErr w:type="spellEnd"/>
-            <w:proofErr w:type="gramEnd"/>
-            <w:r>
-              <w:rPr>
-                <w:rFonts w:ascii="Times New Roman" w:hAnsi="Times New Roman" w:cs="Times New Roman"/>
-                <w:sz w:val="20"/>
-                <w:szCs w:val="20"/>
-              </w:rPr>
-              <w:t xml:space="preserve"> – (</w:t>
-            </w:r>
-            <w:proofErr w:type="spellStart"/>
-            <w:proofErr w:type="gramStart"/>
-            <w:r>
-              <w:rPr>
-                <w:rFonts w:ascii="Times New Roman" w:hAnsi="Times New Roman" w:cs="Times New Roman"/>
-                <w:sz w:val="20"/>
-                <w:szCs w:val="20"/>
-              </w:rPr>
-              <w:t>I</w:t>
+            <w:r>
+              <w:rPr>
+                <w:rFonts w:ascii="Times New Roman" w:hAnsi="Times New Roman" w:cs="Times New Roman"/>
+                <w:sz w:val="20"/>
+                <w:szCs w:val="20"/>
+              </w:rPr>
+              <w:t xml:space="preserve"> – (I</w:t>
             </w:r>
             <w:r>
               <w:rPr>
@@ -2892,8 +2674,6 @@
               </w:rPr>
               <w:t>down,A</w:t>
             </w:r>
-            <w:proofErr w:type="spellEnd"/>
-            <w:proofErr w:type="gramEnd"/>
             <w:r>
               <w:rPr>
                 <w:rFonts w:ascii="Times New Roman" w:hAnsi="Times New Roman" w:cs="Times New Roman"/>
@@ -3065,8 +2845,6 @@
                 <w:szCs w:val="20"/>
               </w:rPr>
             </w:pPr>
-            <w:proofErr w:type="spellStart"/>
-            <w:proofErr w:type="gramStart"/>
             <w:r>
               <w:rPr>
                 <w:rFonts w:ascii="Times New Roman" w:hAnsi="Times New Roman" w:cs="Times New Roman"/>
@@ -3084,25 +2862,13 @@
               </w:rPr>
               <w:t>node,C</w:t>
             </w:r>
-            <w:proofErr w:type="spellEnd"/>
-            <w:proofErr w:type="gramEnd"/>
-            <w:r>
-              <w:rPr>
-                <w:rFonts w:ascii="Times New Roman" w:hAnsi="Times New Roman" w:cs="Times New Roman"/>
-                <w:sz w:val="20"/>
-                <w:szCs w:val="20"/>
-              </w:rPr>
-              <w:t xml:space="preserve"> – (</w:t>
-            </w:r>
-            <w:proofErr w:type="spellStart"/>
-            <w:proofErr w:type="gramStart"/>
-            <w:r>
-              <w:rPr>
-                <w:rFonts w:ascii="Times New Roman" w:hAnsi="Times New Roman" w:cs="Times New Roman"/>
-                <w:sz w:val="20"/>
-                <w:szCs w:val="20"/>
-              </w:rPr>
-              <w:t>I</w:t>
+            <w:r>
+              <w:rPr>
+                <w:rFonts w:ascii="Times New Roman" w:hAnsi="Times New Roman" w:cs="Times New Roman"/>
+                <w:sz w:val="20"/>
+                <w:szCs w:val="20"/>
+              </w:rPr>
+              <w:t xml:space="preserve"> – (I</w:t>
             </w:r>
             <w:r>
               <w:rPr>
@@ -3113,8 +2879,6 @@
               </w:rPr>
               <w:t>down,A</w:t>
             </w:r>
-            <w:proofErr w:type="spellEnd"/>
-            <w:proofErr w:type="gramEnd"/>
             <w:r>
               <w:rPr>
                 <w:rFonts w:ascii="Times New Roman" w:hAnsi="Times New Roman" w:cs="Times New Roman"/>
@@ -3271,8 +3035,6 @@
         <w:spacing w:before="120" w:line="240" w:lineRule="auto"/>
         <w:ind w:left="792"/>
       </w:pPr>
-      <w:proofErr w:type="spellStart"/>
-      <w:proofErr w:type="gramStart"/>
       <w:r>
         <w:rPr>
           <w:rFonts w:ascii="Times New Roman" w:hAnsi="Times New Roman" w:cs="Times New Roman"/>
@@ -3299,8 +3061,6 @@
         </w:rPr>
         <w:t>B</w:t>
       </w:r>
-      <w:proofErr w:type="spellEnd"/>
-      <w:proofErr w:type="gramEnd"/>
       <w:r>
         <w:rPr>
           <w:rFonts w:ascii="Times New Roman" w:hAnsi="Times New Roman" w:cs="Times New Roman"/>
@@ -3330,8 +3090,6 @@
           <w:szCs w:val="28"/>
         </w:rPr>
       </w:pPr>
-      <w:proofErr w:type="spellStart"/>
-      <w:proofErr w:type="gramStart"/>
       <w:r>
         <w:rPr>
           <w:rFonts w:ascii="Times New Roman" w:hAnsi="Times New Roman" w:cs="Times New Roman"/>
@@ -3358,25 +3116,13 @@
         </w:rPr>
         <w:t>B</w:t>
       </w:r>
-      <w:proofErr w:type="spellEnd"/>
-      <w:proofErr w:type="gramEnd"/>
-      <w:r>
-        <w:rPr>
-          <w:rFonts w:ascii="Times New Roman" w:hAnsi="Times New Roman" w:cs="Times New Roman"/>
-          <w:sz w:val="28"/>
-          <w:szCs w:val="28"/>
-        </w:rPr>
-        <w:t xml:space="preserve"> = </w:t>
-      </w:r>
-      <w:proofErr w:type="spellStart"/>
-      <w:proofErr w:type="gramStart"/>
-      <w:r>
-        <w:rPr>
-          <w:rFonts w:ascii="Times New Roman" w:hAnsi="Times New Roman" w:cs="Times New Roman"/>
-          <w:sz w:val="28"/>
-          <w:szCs w:val="28"/>
-        </w:rPr>
-        <w:t>R</w:t>
+      <w:r>
+        <w:rPr>
+          <w:rFonts w:ascii="Times New Roman" w:hAnsi="Times New Roman" w:cs="Times New Roman"/>
+          <w:sz w:val="28"/>
+          <w:szCs w:val="28"/>
+        </w:rPr>
+        <w:t xml:space="preserve"> = R</w:t>
       </w:r>
       <w:r>
         <w:rPr>
@@ -3396,8 +3142,6 @@
         </w:rPr>
         <w:t>B</w:t>
       </w:r>
-      <w:proofErr w:type="spellEnd"/>
-      <w:proofErr w:type="gramEnd"/>
       <w:r>
         <w:rPr>
           <w:rFonts w:ascii="Times New Roman" w:hAnsi="Times New Roman" w:cs="Times New Roman"/>
@@ -3508,8 +3252,6 @@
           <w:szCs w:val="28"/>
         </w:rPr>
       </w:pPr>
-      <w:proofErr w:type="spellStart"/>
-      <w:proofErr w:type="gramStart"/>
       <w:r>
         <w:rPr>
           <w:rFonts w:ascii="Times New Roman" w:hAnsi="Times New Roman" w:cs="Times New Roman"/>
@@ -3536,8 +3278,6 @@
         </w:rPr>
         <w:t>B</w:t>
       </w:r>
-      <w:proofErr w:type="spellEnd"/>
-      <w:proofErr w:type="gramEnd"/>
       <w:r>
         <w:rPr>
           <w:rFonts w:ascii="Times New Roman" w:hAnsi="Times New Roman" w:cs="Times New Roman"/>
@@ -3552,8 +3292,6 @@
       <w:r>
         <w:t xml:space="preserve">10 KΩ + </w:t>
       </w:r>
-      <w:proofErr w:type="spellStart"/>
-      <w:proofErr w:type="gramStart"/>
       <w:r>
         <w:t>R</w:t>
       </w:r>
@@ -3569,8 +3307,6 @@
         </w:rPr>
         <w:t>B</w:t>
       </w:r>
-      <w:proofErr w:type="spellEnd"/>
-      <w:proofErr w:type="gramEnd"/>
       <w:r>
         <w:t xml:space="preserve"> = 4.7 KΩ + </w:t>
       </w:r>
@@ -3601,8 +3337,6 @@
           <w:szCs w:val="28"/>
         </w:rPr>
       </w:pPr>
-      <w:proofErr w:type="spellStart"/>
-      <w:proofErr w:type="gramStart"/>
       <w:r>
         <w:rPr>
           <w:rFonts w:ascii="Times New Roman" w:hAnsi="Times New Roman" w:cs="Times New Roman"/>
@@ -3638,8 +3372,6 @@
         </w:rPr>
         <w:t>B</w:t>
       </w:r>
-      <w:proofErr w:type="spellEnd"/>
-      <w:proofErr w:type="gramEnd"/>
       <w:r>
         <w:rPr>
           <w:rFonts w:ascii="Times New Roman" w:hAnsi="Times New Roman" w:cs="Times New Roman"/>
@@ -3747,8 +3479,6 @@
         <w:spacing w:before="120" w:line="240" w:lineRule="auto"/>
         <w:ind w:left="792"/>
       </w:pPr>
-      <w:proofErr w:type="spellStart"/>
-      <w:proofErr w:type="gramStart"/>
       <w:r>
         <w:rPr>
           <w:rFonts w:ascii="Times New Roman" w:hAnsi="Times New Roman" w:cs="Times New Roman"/>
@@ -3775,8 +3505,6 @@
         </w:rPr>
         <w:t>B</w:t>
       </w:r>
-      <w:proofErr w:type="spellEnd"/>
-      <w:proofErr w:type="gramEnd"/>
       <w:r>
         <w:rPr>
           <w:rFonts w:ascii="Times New Roman" w:hAnsi="Times New Roman" w:cs="Times New Roman"/>
@@ -4096,17 +3824,7 @@
                 <w:sz w:val="20"/>
                 <w:szCs w:val="20"/>
               </w:rPr>
-              <w:t>5V – (</w:t>
-            </w:r>
-            <w:proofErr w:type="spellStart"/>
-            <w:proofErr w:type="gramStart"/>
-            <w:r>
-              <w:rPr>
-                <w:rFonts w:ascii="Times New Roman" w:hAnsi="Times New Roman" w:cs="Times New Roman"/>
-                <w:sz w:val="20"/>
-                <w:szCs w:val="20"/>
-              </w:rPr>
-              <w:t>I</w:t>
+              <w:t>5V – (I</w:t>
             </w:r>
             <w:r>
               <w:rPr>
@@ -4126,8 +3844,6 @@
               </w:rPr>
               <w:t>B</w:t>
             </w:r>
-            <w:proofErr w:type="spellEnd"/>
-            <w:proofErr w:type="gramEnd"/>
             <w:r>
               <w:rPr>
                 <w:rFonts w:ascii="Times New Roman" w:hAnsi="Times New Roman" w:cs="Times New Roman"/>
@@ -4308,8 +4024,6 @@
                 <w:szCs w:val="28"/>
               </w:rPr>
             </w:pPr>
-            <w:proofErr w:type="spellStart"/>
-            <w:proofErr w:type="gramStart"/>
             <w:r>
               <w:rPr>
                 <w:rFonts w:ascii="Times New Roman" w:hAnsi="Times New Roman" w:cs="Times New Roman"/>
@@ -4327,25 +4041,13 @@
               </w:rPr>
               <w:t>node,A</w:t>
             </w:r>
-            <w:proofErr w:type="spellEnd"/>
-            <w:proofErr w:type="gramEnd"/>
-            <w:r>
-              <w:rPr>
-                <w:rFonts w:ascii="Times New Roman" w:hAnsi="Times New Roman" w:cs="Times New Roman"/>
-                <w:sz w:val="20"/>
-                <w:szCs w:val="20"/>
-              </w:rPr>
-              <w:t xml:space="preserve"> – (</w:t>
-            </w:r>
-            <w:proofErr w:type="spellStart"/>
-            <w:proofErr w:type="gramStart"/>
-            <w:r>
-              <w:rPr>
-                <w:rFonts w:ascii="Times New Roman" w:hAnsi="Times New Roman" w:cs="Times New Roman"/>
-                <w:sz w:val="20"/>
-                <w:szCs w:val="20"/>
-              </w:rPr>
-              <w:t>I</w:t>
+            <w:r>
+              <w:rPr>
+                <w:rFonts w:ascii="Times New Roman" w:hAnsi="Times New Roman" w:cs="Times New Roman"/>
+                <w:sz w:val="20"/>
+                <w:szCs w:val="20"/>
+              </w:rPr>
+              <w:t xml:space="preserve"> – (I</w:t>
             </w:r>
             <w:r>
               <w:rPr>
@@ -4356,8 +4058,6 @@
               </w:rPr>
               <w:t>total,B</w:t>
             </w:r>
-            <w:proofErr w:type="spellEnd"/>
-            <w:proofErr w:type="gramEnd"/>
             <w:r>
               <w:rPr>
                 <w:rFonts w:ascii="Times New Roman" w:hAnsi="Times New Roman" w:cs="Times New Roman"/>
@@ -4528,8 +4228,6 @@
                 <w:szCs w:val="28"/>
               </w:rPr>
             </w:pPr>
-            <w:proofErr w:type="spellStart"/>
-            <w:proofErr w:type="gramStart"/>
             <w:r>
               <w:rPr>
                 <w:rFonts w:ascii="Times New Roman" w:hAnsi="Times New Roman" w:cs="Times New Roman"/>
@@ -4547,25 +4245,13 @@
               </w:rPr>
               <w:t>node,B</w:t>
             </w:r>
-            <w:proofErr w:type="spellEnd"/>
-            <w:proofErr w:type="gramEnd"/>
-            <w:r>
-              <w:rPr>
-                <w:rFonts w:ascii="Times New Roman" w:hAnsi="Times New Roman" w:cs="Times New Roman"/>
-                <w:sz w:val="20"/>
-                <w:szCs w:val="20"/>
-              </w:rPr>
-              <w:t xml:space="preserve"> – (</w:t>
-            </w:r>
-            <w:proofErr w:type="spellStart"/>
-            <w:proofErr w:type="gramStart"/>
-            <w:r>
-              <w:rPr>
-                <w:rFonts w:ascii="Times New Roman" w:hAnsi="Times New Roman" w:cs="Times New Roman"/>
-                <w:sz w:val="20"/>
-                <w:szCs w:val="20"/>
-              </w:rPr>
-              <w:t>I</w:t>
+            <w:r>
+              <w:rPr>
+                <w:rFonts w:ascii="Times New Roman" w:hAnsi="Times New Roman" w:cs="Times New Roman"/>
+                <w:sz w:val="20"/>
+                <w:szCs w:val="20"/>
+              </w:rPr>
+              <w:t xml:space="preserve"> – (I</w:t>
             </w:r>
             <w:r>
               <w:rPr>
@@ -4585,8 +4271,6 @@
               </w:rPr>
               <w:t>B</w:t>
             </w:r>
-            <w:proofErr w:type="spellEnd"/>
-            <w:proofErr w:type="gramEnd"/>
             <w:r>
               <w:rPr>
                 <w:rFonts w:ascii="Times New Roman" w:hAnsi="Times New Roman" w:cs="Times New Roman"/>
@@ -4773,8 +4457,6 @@
                 <w:szCs w:val="28"/>
               </w:rPr>
             </w:pPr>
-            <w:proofErr w:type="spellStart"/>
-            <w:proofErr w:type="gramStart"/>
             <w:r>
               <w:rPr>
                 <w:rFonts w:ascii="Times New Roman" w:hAnsi="Times New Roman" w:cs="Times New Roman"/>
@@ -4792,25 +4474,13 @@
               </w:rPr>
               <w:t>node,C</w:t>
             </w:r>
-            <w:proofErr w:type="spellEnd"/>
-            <w:proofErr w:type="gramEnd"/>
-            <w:r>
-              <w:rPr>
-                <w:rFonts w:ascii="Times New Roman" w:hAnsi="Times New Roman" w:cs="Times New Roman"/>
-                <w:sz w:val="20"/>
-                <w:szCs w:val="20"/>
-              </w:rPr>
-              <w:t xml:space="preserve"> – (</w:t>
-            </w:r>
-            <w:proofErr w:type="spellStart"/>
-            <w:proofErr w:type="gramStart"/>
-            <w:r>
-              <w:rPr>
-                <w:rFonts w:ascii="Times New Roman" w:hAnsi="Times New Roman" w:cs="Times New Roman"/>
-                <w:sz w:val="20"/>
-                <w:szCs w:val="20"/>
-              </w:rPr>
-              <w:t>I</w:t>
+            <w:r>
+              <w:rPr>
+                <w:rFonts w:ascii="Times New Roman" w:hAnsi="Times New Roman" w:cs="Times New Roman"/>
+                <w:sz w:val="20"/>
+                <w:szCs w:val="20"/>
+              </w:rPr>
+              <w:t xml:space="preserve"> – (I</w:t>
             </w:r>
             <w:r>
               <w:rPr>
@@ -4830,8 +4500,6 @@
               </w:rPr>
               <w:t>B</w:t>
             </w:r>
-            <w:proofErr w:type="spellEnd"/>
-            <w:proofErr w:type="gramEnd"/>
             <w:r>
               <w:rPr>
                 <w:rFonts w:ascii="Times New Roman" w:hAnsi="Times New Roman" w:cs="Times New Roman"/>
@@ -4975,8 +4643,6 @@
         <w:spacing w:before="120" w:line="240" w:lineRule="auto"/>
         <w:ind w:left="792"/>
       </w:pPr>
-      <w:proofErr w:type="spellStart"/>
-      <w:proofErr w:type="gramStart"/>
       <w:r>
         <w:rPr>
           <w:rFonts w:ascii="Times New Roman" w:hAnsi="Times New Roman" w:cs="Times New Roman"/>
@@ -5003,8 +4669,6 @@
         </w:rPr>
         <w:t>C</w:t>
       </w:r>
-      <w:proofErr w:type="spellEnd"/>
-      <w:proofErr w:type="gramEnd"/>
       <w:r>
         <w:rPr>
           <w:rFonts w:ascii="Times New Roman" w:hAnsi="Times New Roman" w:cs="Times New Roman"/>
@@ -5034,8 +4698,6 @@
           <w:szCs w:val="28"/>
         </w:rPr>
       </w:pPr>
-      <w:proofErr w:type="spellStart"/>
-      <w:proofErr w:type="gramStart"/>
       <w:r>
         <w:rPr>
           <w:rFonts w:ascii="Times New Roman" w:hAnsi="Times New Roman" w:cs="Times New Roman"/>
@@ -5062,25 +4724,13 @@
         </w:rPr>
         <w:t>C</w:t>
       </w:r>
-      <w:proofErr w:type="spellEnd"/>
-      <w:proofErr w:type="gramEnd"/>
-      <w:r>
-        <w:rPr>
-          <w:rFonts w:ascii="Times New Roman" w:hAnsi="Times New Roman" w:cs="Times New Roman"/>
-          <w:sz w:val="28"/>
-          <w:szCs w:val="28"/>
-        </w:rPr>
-        <w:t xml:space="preserve"> = </w:t>
-      </w:r>
-      <w:proofErr w:type="spellStart"/>
-      <w:proofErr w:type="gramStart"/>
-      <w:r>
-        <w:rPr>
-          <w:rFonts w:ascii="Times New Roman" w:hAnsi="Times New Roman" w:cs="Times New Roman"/>
-          <w:sz w:val="28"/>
-          <w:szCs w:val="28"/>
-        </w:rPr>
-        <w:t>R</w:t>
+      <w:r>
+        <w:rPr>
+          <w:rFonts w:ascii="Times New Roman" w:hAnsi="Times New Roman" w:cs="Times New Roman"/>
+          <w:sz w:val="28"/>
+          <w:szCs w:val="28"/>
+        </w:rPr>
+        <w:t xml:space="preserve"> = R</w:t>
       </w:r>
       <w:r>
         <w:rPr>
@@ -5100,8 +4750,6 @@
         </w:rPr>
         <w:t>C</w:t>
       </w:r>
-      <w:proofErr w:type="spellEnd"/>
-      <w:proofErr w:type="gramEnd"/>
       <w:r>
         <w:rPr>
           <w:rFonts w:ascii="Times New Roman" w:hAnsi="Times New Roman" w:cs="Times New Roman"/>
@@ -5212,8 +4860,6 @@
           <w:szCs w:val="28"/>
         </w:rPr>
       </w:pPr>
-      <w:proofErr w:type="spellStart"/>
-      <w:proofErr w:type="gramStart"/>
       <w:r>
         <w:rPr>
           <w:rFonts w:ascii="Times New Roman" w:hAnsi="Times New Roman" w:cs="Times New Roman"/>
@@ -5240,8 +4886,6 @@
         </w:rPr>
         <w:t>C</w:t>
       </w:r>
-      <w:proofErr w:type="spellEnd"/>
-      <w:proofErr w:type="gramEnd"/>
       <w:r>
         <w:rPr>
           <w:rFonts w:ascii="Times New Roman" w:hAnsi="Times New Roman" w:cs="Times New Roman"/>
@@ -5256,8 +4900,6 @@
       <w:r>
         <w:t xml:space="preserve">+ 10 KΩ + </w:t>
       </w:r>
-      <w:proofErr w:type="spellStart"/>
-      <w:proofErr w:type="gramStart"/>
       <w:r>
         <w:t>R</w:t>
       </w:r>
@@ -5273,21 +4915,11 @@
         </w:rPr>
         <w:t>C</w:t>
       </w:r>
-      <w:proofErr w:type="spellEnd"/>
-      <w:proofErr w:type="gramEnd"/>
-      <w:r>
-        <w:t xml:space="preserve"> = 4.7 KΩ + 10 KΩ </w:t>
-      </w:r>
-      <w:proofErr w:type="gramStart"/>
-      <w:r>
-        <w:t xml:space="preserve">+ </w:t>
-      </w:r>
-      <w:r>
-        <w:t xml:space="preserve"> 10</w:t>
-      </w:r>
-      <w:proofErr w:type="gramEnd"/>
-      <w:r>
-        <w:t xml:space="preserve"> KΩ +</w:t>
+      <w:r>
+        <w:t xml:space="preserve"> = 4.7 KΩ + 10 KΩ + </w:t>
+      </w:r>
+      <w:r>
+        <w:t xml:space="preserve"> 10 KΩ +</w:t>
       </w:r>
       <w:r>
         <w:t xml:space="preserve"> </w:t>
@@ -5316,8 +4948,6 @@
           <w:szCs w:val="28"/>
         </w:rPr>
       </w:pPr>
-      <w:proofErr w:type="spellStart"/>
-      <w:proofErr w:type="gramStart"/>
       <w:r>
         <w:rPr>
           <w:rFonts w:ascii="Times New Roman" w:hAnsi="Times New Roman" w:cs="Times New Roman"/>
@@ -5344,8 +4974,6 @@
         </w:rPr>
         <w:t>,C</w:t>
       </w:r>
-      <w:proofErr w:type="spellEnd"/>
-      <w:proofErr w:type="gramEnd"/>
       <w:r>
         <w:rPr>
           <w:rFonts w:ascii="Times New Roman" w:hAnsi="Times New Roman" w:cs="Times New Roman"/>
@@ -5453,8 +5081,6 @@
         <w:spacing w:before="120" w:line="240" w:lineRule="auto"/>
         <w:ind w:left="792"/>
       </w:pPr>
-      <w:proofErr w:type="spellStart"/>
-      <w:proofErr w:type="gramStart"/>
       <w:r>
         <w:rPr>
           <w:rFonts w:ascii="Times New Roman" w:hAnsi="Times New Roman" w:cs="Times New Roman"/>
@@ -5481,8 +5107,6 @@
         </w:rPr>
         <w:t>C</w:t>
       </w:r>
-      <w:proofErr w:type="spellEnd"/>
-      <w:proofErr w:type="gramEnd"/>
       <w:r>
         <w:rPr>
           <w:rFonts w:ascii="Times New Roman" w:hAnsi="Times New Roman" w:cs="Times New Roman"/>
@@ -5786,17 +5410,7 @@
                 <w:sz w:val="20"/>
                 <w:szCs w:val="20"/>
               </w:rPr>
-              <w:t>5V – (</w:t>
-            </w:r>
-            <w:proofErr w:type="spellStart"/>
-            <w:proofErr w:type="gramStart"/>
-            <w:r>
-              <w:rPr>
-                <w:rFonts w:ascii="Times New Roman" w:hAnsi="Times New Roman" w:cs="Times New Roman"/>
-                <w:sz w:val="20"/>
-                <w:szCs w:val="20"/>
-              </w:rPr>
-              <w:t>I</w:t>
+              <w:t>5V – (I</w:t>
             </w:r>
             <w:r>
               <w:rPr>
@@ -5816,8 +5430,6 @@
               </w:rPr>
               <w:t>C</w:t>
             </w:r>
-            <w:proofErr w:type="spellEnd"/>
-            <w:proofErr w:type="gramEnd"/>
             <w:r>
               <w:rPr>
                 <w:rFonts w:ascii="Times New Roman" w:hAnsi="Times New Roman" w:cs="Times New Roman"/>
@@ -6006,8 +5618,6 @@
                 <w:szCs w:val="28"/>
               </w:rPr>
             </w:pPr>
-            <w:proofErr w:type="spellStart"/>
-            <w:proofErr w:type="gramStart"/>
             <w:r>
               <w:rPr>
                 <w:rFonts w:ascii="Times New Roman" w:hAnsi="Times New Roman" w:cs="Times New Roman"/>
@@ -6025,25 +5635,13 @@
               </w:rPr>
               <w:t>node,A</w:t>
             </w:r>
-            <w:proofErr w:type="spellEnd"/>
-            <w:proofErr w:type="gramEnd"/>
-            <w:r>
-              <w:rPr>
-                <w:rFonts w:ascii="Times New Roman" w:hAnsi="Times New Roman" w:cs="Times New Roman"/>
-                <w:sz w:val="20"/>
-                <w:szCs w:val="20"/>
-              </w:rPr>
-              <w:t xml:space="preserve"> – (</w:t>
-            </w:r>
-            <w:proofErr w:type="spellStart"/>
-            <w:proofErr w:type="gramStart"/>
-            <w:r>
-              <w:rPr>
-                <w:rFonts w:ascii="Times New Roman" w:hAnsi="Times New Roman" w:cs="Times New Roman"/>
-                <w:sz w:val="20"/>
-                <w:szCs w:val="20"/>
-              </w:rPr>
-              <w:t>I</w:t>
+            <w:r>
+              <w:rPr>
+                <w:rFonts w:ascii="Times New Roman" w:hAnsi="Times New Roman" w:cs="Times New Roman"/>
+                <w:sz w:val="20"/>
+                <w:szCs w:val="20"/>
+              </w:rPr>
+              <w:t xml:space="preserve"> – (I</w:t>
             </w:r>
             <w:r>
               <w:rPr>
@@ -6054,8 +5652,6 @@
               </w:rPr>
               <w:t>total,C</w:t>
             </w:r>
-            <w:proofErr w:type="spellEnd"/>
-            <w:proofErr w:type="gramEnd"/>
             <w:r>
               <w:rPr>
                 <w:rFonts w:ascii="Times New Roman" w:hAnsi="Times New Roman" w:cs="Times New Roman"/>
@@ -6250,8 +5846,6 @@
                 <w:szCs w:val="28"/>
               </w:rPr>
             </w:pPr>
-            <w:proofErr w:type="spellStart"/>
-            <w:proofErr w:type="gramStart"/>
             <w:r>
               <w:rPr>
                 <w:rFonts w:ascii="Times New Roman" w:hAnsi="Times New Roman" w:cs="Times New Roman"/>
@@ -6269,25 +5863,13 @@
               </w:rPr>
               <w:t>node,B</w:t>
             </w:r>
-            <w:proofErr w:type="spellEnd"/>
-            <w:proofErr w:type="gramEnd"/>
-            <w:r>
-              <w:rPr>
-                <w:rFonts w:ascii="Times New Roman" w:hAnsi="Times New Roman" w:cs="Times New Roman"/>
-                <w:sz w:val="20"/>
-                <w:szCs w:val="20"/>
-              </w:rPr>
-              <w:t xml:space="preserve"> – (</w:t>
-            </w:r>
-            <w:proofErr w:type="spellStart"/>
-            <w:proofErr w:type="gramStart"/>
-            <w:r>
-              <w:rPr>
-                <w:rFonts w:ascii="Times New Roman" w:hAnsi="Times New Roman" w:cs="Times New Roman"/>
-                <w:sz w:val="20"/>
-                <w:szCs w:val="20"/>
-              </w:rPr>
-              <w:t>I</w:t>
+            <w:r>
+              <w:rPr>
+                <w:rFonts w:ascii="Times New Roman" w:hAnsi="Times New Roman" w:cs="Times New Roman"/>
+                <w:sz w:val="20"/>
+                <w:szCs w:val="20"/>
+              </w:rPr>
+              <w:t xml:space="preserve"> – (I</w:t>
             </w:r>
             <w:r>
               <w:rPr>
@@ -6316,8 +5898,6 @@
               </w:rPr>
               <w:t>C</w:t>
             </w:r>
-            <w:proofErr w:type="spellEnd"/>
-            <w:proofErr w:type="gramEnd"/>
             <w:r>
               <w:rPr>
                 <w:rFonts w:ascii="Times New Roman" w:hAnsi="Times New Roman" w:cs="Times New Roman"/>
@@ -6520,8 +6100,6 @@
                 <w:szCs w:val="28"/>
               </w:rPr>
             </w:pPr>
-            <w:proofErr w:type="spellStart"/>
-            <w:proofErr w:type="gramStart"/>
             <w:r>
               <w:rPr>
                 <w:rFonts w:ascii="Times New Roman" w:hAnsi="Times New Roman" w:cs="Times New Roman"/>
@@ -6539,25 +6117,13 @@
               </w:rPr>
               <w:t>node,C</w:t>
             </w:r>
-            <w:proofErr w:type="spellEnd"/>
-            <w:proofErr w:type="gramEnd"/>
-            <w:r>
-              <w:rPr>
-                <w:rFonts w:ascii="Times New Roman" w:hAnsi="Times New Roman" w:cs="Times New Roman"/>
-                <w:sz w:val="20"/>
-                <w:szCs w:val="20"/>
-              </w:rPr>
-              <w:t xml:space="preserve"> – (</w:t>
-            </w:r>
-            <w:proofErr w:type="spellStart"/>
-            <w:proofErr w:type="gramStart"/>
-            <w:r>
-              <w:rPr>
-                <w:rFonts w:ascii="Times New Roman" w:hAnsi="Times New Roman" w:cs="Times New Roman"/>
-                <w:sz w:val="20"/>
-                <w:szCs w:val="20"/>
-              </w:rPr>
-              <w:t>I</w:t>
+            <w:r>
+              <w:rPr>
+                <w:rFonts w:ascii="Times New Roman" w:hAnsi="Times New Roman" w:cs="Times New Roman"/>
+                <w:sz w:val="20"/>
+                <w:szCs w:val="20"/>
+              </w:rPr>
+              <w:t xml:space="preserve"> – (I</w:t>
             </w:r>
             <w:r>
               <w:rPr>
@@ -6577,8 +6143,6 @@
               </w:rPr>
               <w:t>C</w:t>
             </w:r>
-            <w:proofErr w:type="spellEnd"/>
-            <w:proofErr w:type="gramEnd"/>
             <w:r>
               <w:rPr>
                 <w:rFonts w:ascii="Times New Roman" w:hAnsi="Times New Roman" w:cs="Times New Roman"/>
@@ -6730,8 +6294,6 @@
         <w:spacing w:before="120" w:line="240" w:lineRule="auto"/>
         <w:ind w:left="792"/>
       </w:pPr>
-      <w:proofErr w:type="spellStart"/>
-      <w:proofErr w:type="gramStart"/>
       <w:r>
         <w:rPr>
           <w:rFonts w:ascii="Times New Roman" w:hAnsi="Times New Roman" w:cs="Times New Roman"/>
@@ -6758,8 +6320,6 @@
         </w:rPr>
         <w:t>D</w:t>
       </w:r>
-      <w:proofErr w:type="spellEnd"/>
-      <w:proofErr w:type="gramEnd"/>
       <w:r>
         <w:rPr>
           <w:rFonts w:ascii="Times New Roman" w:hAnsi="Times New Roman" w:cs="Times New Roman"/>
@@ -6783,8 +6343,6 @@
           <w:szCs w:val="28"/>
         </w:rPr>
       </w:pPr>
-      <w:proofErr w:type="spellStart"/>
-      <w:proofErr w:type="gramStart"/>
       <w:r>
         <w:rPr>
           <w:rFonts w:ascii="Times New Roman" w:hAnsi="Times New Roman" w:cs="Times New Roman"/>
@@ -6812,25 +6370,13 @@
         </w:rPr>
         <w:t>D</w:t>
       </w:r>
-      <w:proofErr w:type="spellEnd"/>
-      <w:proofErr w:type="gramEnd"/>
-      <w:r>
-        <w:rPr>
-          <w:rFonts w:ascii="Times New Roman" w:hAnsi="Times New Roman" w:cs="Times New Roman"/>
-          <w:sz w:val="28"/>
-          <w:szCs w:val="28"/>
-        </w:rPr>
-        <w:t xml:space="preserve"> = </w:t>
-      </w:r>
-      <w:proofErr w:type="spellStart"/>
-      <w:proofErr w:type="gramStart"/>
-      <w:r>
-        <w:rPr>
-          <w:rFonts w:ascii="Times New Roman" w:hAnsi="Times New Roman" w:cs="Times New Roman"/>
-          <w:sz w:val="28"/>
-          <w:szCs w:val="28"/>
-        </w:rPr>
-        <w:t>R</w:t>
+      <w:r>
+        <w:rPr>
+          <w:rFonts w:ascii="Times New Roman" w:hAnsi="Times New Roman" w:cs="Times New Roman"/>
+          <w:sz w:val="28"/>
+          <w:szCs w:val="28"/>
+        </w:rPr>
+        <w:t xml:space="preserve"> = R</w:t>
       </w:r>
       <w:r>
         <w:rPr>
@@ -6850,8 +6396,6 @@
         </w:rPr>
         <w:t>D</w:t>
       </w:r>
-      <w:proofErr w:type="spellEnd"/>
-      <w:proofErr w:type="gramEnd"/>
       <w:r>
         <w:rPr>
           <w:rFonts w:ascii="Times New Roman" w:hAnsi="Times New Roman" w:cs="Times New Roman"/>
@@ -6959,8 +6503,6 @@
           <w:szCs w:val="28"/>
         </w:rPr>
       </w:pPr>
-      <w:proofErr w:type="spellStart"/>
-      <w:proofErr w:type="gramStart"/>
       <w:r>
         <w:rPr>
           <w:rFonts w:ascii="Times New Roman" w:hAnsi="Times New Roman" w:cs="Times New Roman"/>
@@ -6987,8 +6529,6 @@
         </w:rPr>
         <w:t>D</w:t>
       </w:r>
-      <w:proofErr w:type="spellEnd"/>
-      <w:proofErr w:type="gramEnd"/>
       <w:r>
         <w:rPr>
           <w:rFonts w:ascii="Times New Roman" w:hAnsi="Times New Roman" w:cs="Times New Roman"/>
@@ -7003,8 +6543,6 @@
       <w:r>
         <w:t xml:space="preserve">10 KΩ + </w:t>
       </w:r>
-      <w:proofErr w:type="spellStart"/>
-      <w:proofErr w:type="gramStart"/>
       <w:r>
         <w:t>R</w:t>
       </w:r>
@@ -7020,18 +6558,8 @@
         </w:rPr>
         <w:t>D</w:t>
       </w:r>
-      <w:proofErr w:type="spellEnd"/>
-      <w:proofErr w:type="gramEnd"/>
-      <w:r>
-        <w:t xml:space="preserve"> = 4.7 KΩ + 10 KΩ </w:t>
-      </w:r>
-      <w:proofErr w:type="gramStart"/>
-      <w:r>
-        <w:t>+  10</w:t>
-      </w:r>
-      <w:proofErr w:type="gramEnd"/>
-      <w:r>
-        <w:t xml:space="preserve"> KΩ + </w:t>
+      <w:r>
+        <w:t xml:space="preserve"> = 4.7 KΩ + 10 KΩ +  10 KΩ + </w:t>
       </w:r>
       <w:r>
         <w:t>+ 10 KΩ + 4.678</w:t>
@@ -7057,8 +6585,6 @@
           <w:szCs w:val="28"/>
         </w:rPr>
       </w:pPr>
-      <w:proofErr w:type="spellStart"/>
-      <w:proofErr w:type="gramStart"/>
       <w:r>
         <w:rPr>
           <w:rFonts w:ascii="Times New Roman" w:hAnsi="Times New Roman" w:cs="Times New Roman"/>
@@ -7094,8 +6620,6 @@
         </w:rPr>
         <w:t>D</w:t>
       </w:r>
-      <w:proofErr w:type="spellEnd"/>
-      <w:proofErr w:type="gramEnd"/>
       <w:r>
         <w:rPr>
           <w:rFonts w:ascii="Times New Roman" w:hAnsi="Times New Roman" w:cs="Times New Roman"/>
@@ -7201,8 +6725,6 @@
       <w:pPr>
         <w:ind w:firstLine="720"/>
       </w:pPr>
-      <w:proofErr w:type="spellStart"/>
-      <w:proofErr w:type="gramStart"/>
       <w:r>
         <w:rPr>
           <w:rFonts w:ascii="Times New Roman" w:hAnsi="Times New Roman" w:cs="Times New Roman"/>
@@ -7229,8 +6751,6 @@
         </w:rPr>
         <w:t>D</w:t>
       </w:r>
-      <w:proofErr w:type="spellEnd"/>
-      <w:proofErr w:type="gramEnd"/>
       <w:r>
         <w:rPr>
           <w:rFonts w:ascii="Times New Roman" w:hAnsi="Times New Roman" w:cs="Times New Roman"/>
@@ -7534,17 +7054,7 @@
                 <w:sz w:val="20"/>
                 <w:szCs w:val="20"/>
               </w:rPr>
-              <w:t>5V – (</w:t>
-            </w:r>
-            <w:proofErr w:type="spellStart"/>
-            <w:proofErr w:type="gramStart"/>
-            <w:r>
-              <w:rPr>
-                <w:rFonts w:ascii="Times New Roman" w:hAnsi="Times New Roman" w:cs="Times New Roman"/>
-                <w:sz w:val="20"/>
-                <w:szCs w:val="20"/>
-              </w:rPr>
-              <w:t>I</w:t>
+              <w:t>5V – (I</w:t>
             </w:r>
             <w:r>
               <w:rPr>
@@ -7564,8 +7074,6 @@
               </w:rPr>
               <w:t>D</w:t>
             </w:r>
-            <w:proofErr w:type="spellEnd"/>
-            <w:proofErr w:type="gramEnd"/>
             <w:r>
               <w:rPr>
                 <w:rFonts w:ascii="Times New Roman" w:hAnsi="Times New Roman" w:cs="Times New Roman"/>
@@ -7762,8 +7270,6 @@
                 <w:szCs w:val="28"/>
               </w:rPr>
             </w:pPr>
-            <w:proofErr w:type="spellStart"/>
-            <w:proofErr w:type="gramStart"/>
             <w:r>
               <w:rPr>
                 <w:rFonts w:ascii="Times New Roman" w:hAnsi="Times New Roman" w:cs="Times New Roman"/>
@@ -7781,25 +7287,13 @@
               </w:rPr>
               <w:t>node,A</w:t>
             </w:r>
-            <w:proofErr w:type="spellEnd"/>
-            <w:proofErr w:type="gramEnd"/>
-            <w:r>
-              <w:rPr>
-                <w:rFonts w:ascii="Times New Roman" w:hAnsi="Times New Roman" w:cs="Times New Roman"/>
-                <w:sz w:val="20"/>
-                <w:szCs w:val="20"/>
-              </w:rPr>
-              <w:t xml:space="preserve"> – (</w:t>
-            </w:r>
-            <w:proofErr w:type="spellStart"/>
-            <w:proofErr w:type="gramStart"/>
-            <w:r>
-              <w:rPr>
-                <w:rFonts w:ascii="Times New Roman" w:hAnsi="Times New Roman" w:cs="Times New Roman"/>
-                <w:sz w:val="20"/>
-                <w:szCs w:val="20"/>
-              </w:rPr>
-              <w:t>I</w:t>
+            <w:r>
+              <w:rPr>
+                <w:rFonts w:ascii="Times New Roman" w:hAnsi="Times New Roman" w:cs="Times New Roman"/>
+                <w:sz w:val="20"/>
+                <w:szCs w:val="20"/>
+              </w:rPr>
+              <w:t xml:space="preserve"> – (I</w:t>
             </w:r>
             <w:r>
               <w:rPr>
@@ -7819,8 +7313,6 @@
               </w:rPr>
               <w:t>D</w:t>
             </w:r>
-            <w:proofErr w:type="spellEnd"/>
-            <w:proofErr w:type="gramEnd"/>
             <w:r>
               <w:rPr>
                 <w:rFonts w:ascii="Times New Roman" w:hAnsi="Times New Roman" w:cs="Times New Roman"/>
@@ -8023,8 +7515,6 @@
                 <w:szCs w:val="28"/>
               </w:rPr>
             </w:pPr>
-            <w:proofErr w:type="spellStart"/>
-            <w:proofErr w:type="gramStart"/>
             <w:r>
               <w:rPr>
                 <w:rFonts w:ascii="Times New Roman" w:hAnsi="Times New Roman" w:cs="Times New Roman"/>
@@ -8042,25 +7532,13 @@
               </w:rPr>
               <w:t>node,B</w:t>
             </w:r>
-            <w:proofErr w:type="spellEnd"/>
-            <w:proofErr w:type="gramEnd"/>
-            <w:r>
-              <w:rPr>
-                <w:rFonts w:ascii="Times New Roman" w:hAnsi="Times New Roman" w:cs="Times New Roman"/>
-                <w:sz w:val="20"/>
-                <w:szCs w:val="20"/>
-              </w:rPr>
-              <w:t xml:space="preserve"> – (</w:t>
-            </w:r>
-            <w:proofErr w:type="spellStart"/>
-            <w:proofErr w:type="gramStart"/>
-            <w:r>
-              <w:rPr>
-                <w:rFonts w:ascii="Times New Roman" w:hAnsi="Times New Roman" w:cs="Times New Roman"/>
-                <w:sz w:val="20"/>
-                <w:szCs w:val="20"/>
-              </w:rPr>
-              <w:t>I</w:t>
+            <w:r>
+              <w:rPr>
+                <w:rFonts w:ascii="Times New Roman" w:hAnsi="Times New Roman" w:cs="Times New Roman"/>
+                <w:sz w:val="20"/>
+                <w:szCs w:val="20"/>
+              </w:rPr>
+              <w:t xml:space="preserve"> – (I</w:t>
             </w:r>
             <w:r>
               <w:rPr>
@@ -8089,8 +7567,6 @@
               </w:rPr>
               <w:t>D</w:t>
             </w:r>
-            <w:proofErr w:type="spellEnd"/>
-            <w:proofErr w:type="gramEnd"/>
             <w:r>
               <w:rPr>
                 <w:rFonts w:ascii="Times New Roman" w:hAnsi="Times New Roman" w:cs="Times New Roman"/>
@@ -8293,8 +7769,6 @@
                 <w:szCs w:val="28"/>
               </w:rPr>
             </w:pPr>
-            <w:proofErr w:type="spellStart"/>
-            <w:proofErr w:type="gramStart"/>
             <w:r>
               <w:rPr>
                 <w:rFonts w:ascii="Times New Roman" w:hAnsi="Times New Roman" w:cs="Times New Roman"/>
@@ -8312,25 +7786,13 @@
               </w:rPr>
               <w:t>node,C</w:t>
             </w:r>
-            <w:proofErr w:type="spellEnd"/>
-            <w:proofErr w:type="gramEnd"/>
-            <w:r>
-              <w:rPr>
-                <w:rFonts w:ascii="Times New Roman" w:hAnsi="Times New Roman" w:cs="Times New Roman"/>
-                <w:sz w:val="20"/>
-                <w:szCs w:val="20"/>
-              </w:rPr>
-              <w:t xml:space="preserve"> – (</w:t>
-            </w:r>
-            <w:proofErr w:type="spellStart"/>
-            <w:proofErr w:type="gramStart"/>
-            <w:r>
-              <w:rPr>
-                <w:rFonts w:ascii="Times New Roman" w:hAnsi="Times New Roman" w:cs="Times New Roman"/>
-                <w:sz w:val="20"/>
-                <w:szCs w:val="20"/>
-              </w:rPr>
-              <w:t>I</w:t>
+            <w:r>
+              <w:rPr>
+                <w:rFonts w:ascii="Times New Roman" w:hAnsi="Times New Roman" w:cs="Times New Roman"/>
+                <w:sz w:val="20"/>
+                <w:szCs w:val="20"/>
+              </w:rPr>
+              <w:t xml:space="preserve"> – (I</w:t>
             </w:r>
             <w:r>
               <w:rPr>
@@ -8359,8 +7821,6 @@
               </w:rPr>
               <w:t>D</w:t>
             </w:r>
-            <w:proofErr w:type="spellEnd"/>
-            <w:proofErr w:type="gramEnd"/>
             <w:r>
               <w:rPr>
                 <w:rFonts w:ascii="Times New Roman" w:hAnsi="Times New Roman" w:cs="Times New Roman"/>
@@ -8681,31 +8141,7 @@
           <w:sz w:val="34"/>
           <w:szCs w:val="34"/>
         </w:rPr>
-        <w:t xml:space="preserve"> </w:t>
-      </w:r>
-      <w:proofErr w:type="spellStart"/>
-      <w:r>
-        <w:rPr>
-          <w:rFonts w:ascii="Times New Roman" w:hAnsi="Times New Roman" w:cs="Times New Roman"/>
-          <w:b/>
-          <w:bCs/>
-          <w:w w:val="105"/>
-          <w:sz w:val="34"/>
-          <w:szCs w:val="34"/>
-        </w:rPr>
-        <w:t>LTspice</w:t>
-      </w:r>
-      <w:proofErr w:type="spellEnd"/>
-      <w:r>
-        <w:rPr>
-          <w:rFonts w:ascii="Times New Roman" w:hAnsi="Times New Roman" w:cs="Times New Roman"/>
-          <w:b/>
-          <w:bCs/>
-          <w:w w:val="105"/>
-          <w:sz w:val="34"/>
-          <w:szCs w:val="34"/>
-        </w:rPr>
-        <w:t xml:space="preserve"> Variables</w:t>
+        <w:t xml:space="preserve"> LTspice Variables</w:t>
       </w:r>
     </w:p>
     <w:p>
@@ -8724,25 +8160,7 @@
           <w:sz w:val="28"/>
           <w:szCs w:val="28"/>
         </w:rPr>
-        <w:t xml:space="preserve">There is clearly an effect caused by the input resistance of the oscilloscope, often called the “loading effect”. Using </w:t>
-      </w:r>
-      <w:proofErr w:type="spellStart"/>
-      <w:r>
-        <w:rPr>
-          <w:rFonts w:ascii="Times New Roman" w:hAnsi="Times New Roman" w:cs="Times New Roman"/>
-          <w:sz w:val="28"/>
-          <w:szCs w:val="28"/>
-        </w:rPr>
-        <w:t>LTspice</w:t>
-      </w:r>
-      <w:proofErr w:type="spellEnd"/>
-      <w:r>
-        <w:rPr>
-          <w:rFonts w:ascii="Times New Roman" w:hAnsi="Times New Roman" w:cs="Times New Roman"/>
-          <w:sz w:val="28"/>
-          <w:szCs w:val="28"/>
-        </w:rPr>
-        <w:t>, quantify the effect as a function of resistance by completing the following:</w:t>
+        <w:t>There is clearly an effect caused by the input resistance of the oscilloscope, often called the “loading effect”. Using LTspice, quantify the effect as a function of resistance by completing the following:</w:t>
       </w:r>
     </w:p>
     <w:p>
@@ -8760,25 +8178,7 @@
           <w:sz w:val="28"/>
           <w:szCs w:val="28"/>
         </w:rPr>
-        <w:t xml:space="preserve">Layout the circuits in Figure 3.3 in </w:t>
-      </w:r>
-      <w:proofErr w:type="spellStart"/>
-      <w:r>
-        <w:rPr>
-          <w:rFonts w:ascii="Times New Roman" w:hAnsi="Times New Roman" w:cs="Times New Roman"/>
-          <w:sz w:val="28"/>
-          <w:szCs w:val="28"/>
-        </w:rPr>
-        <w:t>LTspice</w:t>
-      </w:r>
-      <w:proofErr w:type="spellEnd"/>
-      <w:r>
-        <w:rPr>
-          <w:rFonts w:ascii="Times New Roman" w:hAnsi="Times New Roman" w:cs="Times New Roman"/>
-          <w:sz w:val="28"/>
-          <w:szCs w:val="28"/>
-        </w:rPr>
-        <w:t xml:space="preserve"> on the same schematic. Use the variable {R} for resistor values, set the source voltage to 5 V DC and label each output node.</w:t>
+        <w:t>Layout the circuits in Figure 3.3 in LTspice on the same schematic. Use the variable {R} for resistor values, set the source voltage to 5 V DC and label each output node.</w:t>
       </w:r>
     </w:p>
     <w:p>
@@ -8796,25 +8196,7 @@
           <w:sz w:val="28"/>
           <w:szCs w:val="28"/>
         </w:rPr>
-        <w:t xml:space="preserve">Use the following spice directive in conjunction with a DC operating point simulation </w:t>
-      </w:r>
-      <w:proofErr w:type="gramStart"/>
-      <w:r>
-        <w:rPr>
-          <w:rFonts w:ascii="Times New Roman" w:hAnsi="Times New Roman" w:cs="Times New Roman"/>
-          <w:sz w:val="28"/>
-          <w:szCs w:val="28"/>
-        </w:rPr>
-        <w:t>(.op</w:t>
-      </w:r>
-      <w:proofErr w:type="gramEnd"/>
-      <w:r>
-        <w:rPr>
-          <w:rFonts w:ascii="Times New Roman" w:hAnsi="Times New Roman" w:cs="Times New Roman"/>
-          <w:sz w:val="28"/>
-          <w:szCs w:val="28"/>
-        </w:rPr>
-        <w:t xml:space="preserve">) to sweep the resistors in both voltage dividers. </w:t>
+        <w:t xml:space="preserve">Use the following spice directive in conjunction with a DC operating point simulation (.op) to sweep the resistors in both voltage dividers. </w:t>
       </w:r>
     </w:p>
     <w:p>
@@ -8825,7 +8207,6 @@
           <w:rFonts w:ascii="Bahnschrift Light" w:hAnsi="Bahnschrift Light"/>
         </w:rPr>
       </w:pPr>
-      <w:proofErr w:type="gramStart"/>
       <w:r>
         <w:rPr>
           <w:rFonts w:ascii="Bahnschrift Light" w:hAnsi="Bahnschrift Light" w:cs="Times New Roman"/>
@@ -8833,17 +8214,7 @@
           <w:sz w:val="28"/>
           <w:szCs w:val="28"/>
         </w:rPr>
-        <w:t>.step</w:t>
-      </w:r>
-      <w:proofErr w:type="gramEnd"/>
-      <w:r>
-        <w:rPr>
-          <w:rFonts w:ascii="Bahnschrift Light" w:hAnsi="Bahnschrift Light" w:cs="Times New Roman"/>
-          <w:color w:val="70AD47" w:themeColor="accent6"/>
-          <w:sz w:val="28"/>
-          <w:szCs w:val="28"/>
-        </w:rPr>
-        <w:t xml:space="preserve"> param R list 10 100 1k 10k 100k 1Meg 10Meg</w:t>
+        <w:t>.step param R list 10 100 1k 10k 100k 1Meg 10Meg</w:t>
       </w:r>
     </w:p>
     <w:p>
@@ -9080,43 +8451,13 @@
           <w:szCs w:val="28"/>
         </w:rPr>
       </w:pPr>
-      <w:proofErr w:type="spellStart"/>
-      <w:r>
-        <w:rPr>
-          <w:rFonts w:ascii="Times New Roman" w:hAnsi="Times New Roman" w:cs="Times New Roman"/>
-          <w:sz w:val="28"/>
-          <w:szCs w:val="28"/>
-        </w:rPr>
-        <w:t>LTspice</w:t>
-      </w:r>
-      <w:proofErr w:type="spellEnd"/>
-      <w:r>
-        <w:rPr>
-          <w:rFonts w:ascii="Times New Roman" w:hAnsi="Times New Roman" w:cs="Times New Roman"/>
-          <w:sz w:val="28"/>
-          <w:szCs w:val="28"/>
-        </w:rPr>
-        <w:t xml:space="preserve"> has a Monte Carlo function, {mc(</w:t>
-      </w:r>
-      <w:proofErr w:type="spellStart"/>
-      <w:proofErr w:type="gramStart"/>
-      <w:r>
-        <w:rPr>
-          <w:rFonts w:ascii="Times New Roman" w:hAnsi="Times New Roman" w:cs="Times New Roman"/>
-          <w:sz w:val="28"/>
-          <w:szCs w:val="28"/>
-        </w:rPr>
-        <w:t>x,y</w:t>
-      </w:r>
-      <w:proofErr w:type="spellEnd"/>
-      <w:proofErr w:type="gramEnd"/>
-      <w:r>
-        <w:rPr>
-          <w:rFonts w:ascii="Times New Roman" w:hAnsi="Times New Roman" w:cs="Times New Roman"/>
-          <w:sz w:val="28"/>
-          <w:szCs w:val="28"/>
-        </w:rPr>
-        <w:t>)}, that will randomize a number x with a tolerance of y between x*(1+y) and x*(1-y) with a uniform distribution.</w:t>
+      <w:r>
+        <w:rPr>
+          <w:rFonts w:ascii="Times New Roman" w:hAnsi="Times New Roman" w:cs="Times New Roman"/>
+          <w:sz w:val="28"/>
+          <w:szCs w:val="28"/>
+        </w:rPr>
+        <w:t>LTspice has a Monte Carlo function, {mc(x,y)}, that will randomize a number x with a tolerance of y between x*(1+y) and x*(1-y) with a uniform distribution.</w:t>
       </w:r>
     </w:p>
     <w:p>
@@ -9289,7 +8630,6 @@
           <w:szCs w:val="28"/>
         </w:rPr>
       </w:pPr>
-      <w:proofErr w:type="gramStart"/>
       <w:r>
         <w:rPr>
           <w:rFonts w:ascii="Bahnschrift Light" w:hAnsi="Bahnschrift Light" w:cs="Times New Roman"/>
@@ -9297,37 +8637,7 @@
           <w:sz w:val="28"/>
           <w:szCs w:val="28"/>
         </w:rPr>
-        <w:t>.param</w:t>
-      </w:r>
-      <w:proofErr w:type="gramEnd"/>
-      <w:r>
-        <w:rPr>
-          <w:rFonts w:ascii="Bahnschrift Light" w:hAnsi="Bahnschrift Light" w:cs="Times New Roman"/>
-          <w:color w:val="70AD47" w:themeColor="accent6"/>
-          <w:sz w:val="28"/>
-          <w:szCs w:val="28"/>
-        </w:rPr>
-        <w:t xml:space="preserve"> </w:t>
-      </w:r>
-      <w:proofErr w:type="spellStart"/>
-      <w:r>
-        <w:rPr>
-          <w:rFonts w:ascii="Bahnschrift Light" w:hAnsi="Bahnschrift Light" w:cs="Times New Roman"/>
-          <w:color w:val="70AD47" w:themeColor="accent6"/>
-          <w:sz w:val="28"/>
-          <w:szCs w:val="28"/>
-        </w:rPr>
-        <w:t>tol</w:t>
-      </w:r>
-      <w:proofErr w:type="spellEnd"/>
-      <w:r>
-        <w:rPr>
-          <w:rFonts w:ascii="Bahnschrift Light" w:hAnsi="Bahnschrift Light" w:cs="Times New Roman"/>
-          <w:color w:val="70AD47" w:themeColor="accent6"/>
-          <w:sz w:val="28"/>
-          <w:szCs w:val="28"/>
-        </w:rPr>
-        <w:t>=0.05</w:t>
+        <w:t>.param tol=0.05</w:t>
       </w:r>
     </w:p>
     <w:p>
@@ -9342,7 +8652,6 @@
           <w:szCs w:val="28"/>
         </w:rPr>
       </w:pPr>
-      <w:proofErr w:type="gramStart"/>
       <w:r>
         <w:rPr>
           <w:rFonts w:ascii="Bahnschrift Light" w:hAnsi="Bahnschrift Light" w:cs="Times New Roman"/>
@@ -9350,17 +8659,7 @@
           <w:sz w:val="28"/>
           <w:szCs w:val="28"/>
         </w:rPr>
-        <w:t>.step</w:t>
-      </w:r>
-      <w:proofErr w:type="gramEnd"/>
-      <w:r>
-        <w:rPr>
-          <w:rFonts w:ascii="Bahnschrift Light" w:hAnsi="Bahnschrift Light" w:cs="Times New Roman"/>
-          <w:color w:val="70AD47" w:themeColor="accent6"/>
-          <w:sz w:val="28"/>
-          <w:szCs w:val="28"/>
-        </w:rPr>
-        <w:t xml:space="preserve"> param run 1 1k 1</w:t>
+        <w:t>.step param run 1 1k 1</w:t>
       </w:r>
     </w:p>
     <w:p>
@@ -9383,25 +8682,7 @@
           <w:sz w:val="28"/>
           <w:szCs w:val="28"/>
         </w:rPr>
-        <w:t xml:space="preserve">Plot all the node voltages, A-D, on separate plot planes in one graph to view how the voltage at each node varies for each trial. Table the voltage ranges (Vmax and </w:t>
-      </w:r>
-      <w:proofErr w:type="spellStart"/>
-      <w:r>
-        <w:rPr>
-          <w:rFonts w:ascii="Times New Roman" w:hAnsi="Times New Roman" w:cs="Times New Roman"/>
-          <w:sz w:val="28"/>
-          <w:szCs w:val="28"/>
-        </w:rPr>
-        <w:t>Vmin</w:t>
-      </w:r>
-      <w:proofErr w:type="spellEnd"/>
-      <w:r>
-        <w:rPr>
-          <w:rFonts w:ascii="Times New Roman" w:hAnsi="Times New Roman" w:cs="Times New Roman"/>
-          <w:sz w:val="28"/>
-          <w:szCs w:val="28"/>
-        </w:rPr>
-        <w:t>) for each node.</w:t>
+        <w:t>Plot all the node voltages, A-D, on separate plot planes in one graph to view how the voltage at each node varies for each trial. Table the voltage ranges (Vmax and Vmin) for each node.</w:t>
       </w:r>
     </w:p>
     <w:p>
@@ -9424,71 +8705,7 @@
           <w:sz w:val="28"/>
           <w:szCs w:val="28"/>
         </w:rPr>
-        <w:t xml:space="preserve">Save the results into a document, include your circuit image and simulation results, which will be submitted to Canvas as part of the pre-lab. Use </w:t>
-      </w:r>
-      <w:proofErr w:type="gramStart"/>
-      <w:r>
-        <w:rPr>
-          <w:rFonts w:ascii="Times New Roman" w:hAnsi="Times New Roman" w:cs="Times New Roman"/>
-          <w:sz w:val="28"/>
-          <w:szCs w:val="28"/>
-        </w:rPr>
-        <w:t>" .</w:t>
-      </w:r>
-      <w:proofErr w:type="spellStart"/>
-      <w:r>
-        <w:rPr>
-          <w:rFonts w:ascii="Times New Roman" w:hAnsi="Times New Roman" w:cs="Times New Roman"/>
-          <w:sz w:val="28"/>
-          <w:szCs w:val="28"/>
-        </w:rPr>
-        <w:t>meas</w:t>
-      </w:r>
-      <w:proofErr w:type="spellEnd"/>
-      <w:proofErr w:type="gramEnd"/>
-      <w:r>
-        <w:rPr>
-          <w:rFonts w:ascii="Times New Roman" w:hAnsi="Times New Roman" w:cs="Times New Roman"/>
-          <w:sz w:val="28"/>
-          <w:szCs w:val="28"/>
-        </w:rPr>
-        <w:t xml:space="preserve"> " spice directive to measure the voltage range (Vmax and </w:t>
-      </w:r>
-      <w:proofErr w:type="spellStart"/>
-      <w:r>
-        <w:rPr>
-          <w:rFonts w:ascii="Times New Roman" w:hAnsi="Times New Roman" w:cs="Times New Roman"/>
-          <w:sz w:val="28"/>
-          <w:szCs w:val="28"/>
-        </w:rPr>
-        <w:t>Vmin</w:t>
-      </w:r>
-      <w:proofErr w:type="spellEnd"/>
-      <w:r>
-        <w:rPr>
-          <w:rFonts w:ascii="Times New Roman" w:hAnsi="Times New Roman" w:cs="Times New Roman"/>
-          <w:sz w:val="28"/>
-          <w:szCs w:val="28"/>
-        </w:rPr>
-        <w:t xml:space="preserve">) of nodes. To view the node voltages and currents, open the Spice Error Log under the View tab. Depending on your </w:t>
-      </w:r>
-      <w:proofErr w:type="spellStart"/>
-      <w:r>
-        <w:rPr>
-          <w:rFonts w:ascii="Times New Roman" w:hAnsi="Times New Roman" w:cs="Times New Roman"/>
-          <w:sz w:val="28"/>
-          <w:szCs w:val="28"/>
-        </w:rPr>
-        <w:t>LTspice</w:t>
-      </w:r>
-      <w:proofErr w:type="spellEnd"/>
-      <w:r>
-        <w:rPr>
-          <w:rFonts w:ascii="Times New Roman" w:hAnsi="Times New Roman" w:cs="Times New Roman"/>
-          <w:sz w:val="28"/>
-          <w:szCs w:val="28"/>
-        </w:rPr>
-        <w:t xml:space="preserve"> version, you may have to scroll all the way down to view the values (use the side scrolling bar). </w:t>
+        <w:t xml:space="preserve">Save the results into a document, include your circuit image and simulation results, which will be submitted to Canvas as part of the pre-lab. Use " .meas " spice directive to measure the voltage range (Vmax and Vmin) of nodes. To view the node voltages and currents, open the Spice Error Log under the View tab. Depending on your LTspice version, you may have to scroll all the way down to view the values (use the side scrolling bar). </w:t>
       </w:r>
     </w:p>
     <w:p>
@@ -9520,53 +8737,7 @@
           <w:sz w:val="28"/>
           <w:szCs w:val="28"/>
         </w:rPr>
-        <w:t xml:space="preserve">However, if your </w:t>
-      </w:r>
-      <w:proofErr w:type="spellStart"/>
-      <w:r>
-        <w:rPr>
-          <w:rFonts w:ascii="Times New Roman" w:hAnsi="Times New Roman" w:cs="Times New Roman"/>
-          <w:sz w:val="28"/>
-          <w:szCs w:val="28"/>
-        </w:rPr>
-        <w:t>LTspice</w:t>
-      </w:r>
-      <w:proofErr w:type="spellEnd"/>
-      <w:r>
-        <w:rPr>
-          <w:rFonts w:ascii="Times New Roman" w:hAnsi="Times New Roman" w:cs="Times New Roman"/>
-          <w:sz w:val="28"/>
-          <w:szCs w:val="28"/>
-        </w:rPr>
-        <w:t xml:space="preserve"> </w:t>
-      </w:r>
-      <w:proofErr w:type="gramStart"/>
-      <w:r>
-        <w:rPr>
-          <w:rFonts w:ascii="Times New Roman" w:hAnsi="Times New Roman" w:cs="Times New Roman"/>
-          <w:sz w:val="28"/>
-          <w:szCs w:val="28"/>
-        </w:rPr>
-        <w:t>“.</w:t>
-      </w:r>
-      <w:proofErr w:type="spellStart"/>
-      <w:r>
-        <w:rPr>
-          <w:rFonts w:ascii="Times New Roman" w:hAnsi="Times New Roman" w:cs="Times New Roman"/>
-          <w:sz w:val="28"/>
-          <w:szCs w:val="28"/>
-        </w:rPr>
-        <w:t>meas</w:t>
-      </w:r>
-      <w:proofErr w:type="spellEnd"/>
-      <w:proofErr w:type="gramEnd"/>
-      <w:r>
-        <w:rPr>
-          <w:rFonts w:ascii="Times New Roman" w:hAnsi="Times New Roman" w:cs="Times New Roman"/>
-          <w:sz w:val="28"/>
-          <w:szCs w:val="28"/>
-        </w:rPr>
-        <w:t xml:space="preserve">” directive does not work (i.e., the maximum and minimum values display as the same), you will need to manually determine the values. To do this, hover your cursor over the plot panes in the simulation results and read the Y-axis values to identify the maximum and minimum points. </w:t>
+        <w:t xml:space="preserve">However, if your LTspice “.meas” directive does not work (i.e., the maximum and minimum values display as the same), you will need to manually determine the values. To do this, hover your cursor over the plot panes in the simulation results and read the Y-axis values to identify the maximum and minimum points. </w:t>
       </w:r>
     </w:p>
     <w:p>
@@ -9598,35 +8769,7 @@
           <w:sz w:val="28"/>
           <w:szCs w:val="28"/>
         </w:rPr>
-        <w:t xml:space="preserve">Below is an example of using the </w:t>
-      </w:r>
-      <w:proofErr w:type="gramStart"/>
-      <w:r>
-        <w:rPr>
-          <w:rFonts w:ascii="Times New Roman" w:hAnsi="Times New Roman" w:cs="Times New Roman"/>
-          <w:sz w:val="28"/>
-          <w:szCs w:val="28"/>
-        </w:rPr>
-        <w:t>“.</w:t>
-      </w:r>
-      <w:proofErr w:type="spellStart"/>
-      <w:r>
-        <w:rPr>
-          <w:rFonts w:ascii="Times New Roman" w:hAnsi="Times New Roman" w:cs="Times New Roman"/>
-          <w:sz w:val="28"/>
-          <w:szCs w:val="28"/>
-        </w:rPr>
-        <w:t>meas</w:t>
-      </w:r>
-      <w:proofErr w:type="spellEnd"/>
-      <w:proofErr w:type="gramEnd"/>
-      <w:r>
-        <w:rPr>
-          <w:rFonts w:ascii="Times New Roman" w:hAnsi="Times New Roman" w:cs="Times New Roman"/>
-          <w:sz w:val="28"/>
-          <w:szCs w:val="28"/>
-        </w:rPr>
-        <w:t>” directive to find the maximum voltage at node A:</w:t>
+        <w:t>Below is an example of using the “.meas” directive to find the maximum voltage at node A:</w:t>
       </w:r>
     </w:p>
     <w:p>
@@ -10638,25 +9781,7 @@
           <w:sz w:val="28"/>
           <w:szCs w:val="28"/>
         </w:rPr>
-        <w:t xml:space="preserve">When building the below circuit in spice, instead of assigning each resistor value to 470, give them the value " Ra " and create a spice directive </w:t>
-      </w:r>
-      <w:proofErr w:type="gramStart"/>
-      <w:r>
-        <w:rPr>
-          <w:rFonts w:ascii="Times New Roman" w:hAnsi="Times New Roman" w:cs="Times New Roman"/>
-          <w:sz w:val="28"/>
-          <w:szCs w:val="28"/>
-        </w:rPr>
-        <w:t>" .param</w:t>
-      </w:r>
-      <w:proofErr w:type="gramEnd"/>
-      <w:r>
-        <w:rPr>
-          <w:rFonts w:ascii="Times New Roman" w:hAnsi="Times New Roman" w:cs="Times New Roman"/>
-          <w:sz w:val="28"/>
-          <w:szCs w:val="28"/>
-        </w:rPr>
-        <w:t xml:space="preserve"> Ra=470 ". This will allow you to then change the directive’s value from 470 to 500 afterwards and then rerun it to complete the experiment. This is a much more effective method. </w:t>
+        <w:t xml:space="preserve">When building the below circuit in spice, instead of assigning each resistor value to 470, give them the value " Ra " and create a spice directive " .param Ra=470 ". This will allow you to then change the directive’s value from 470 to 500 afterwards and then rerun it to complete the experiment. This is a much more effective method. </w:t>
       </w:r>
     </w:p>
     <w:p>
@@ -10759,25 +9884,219 @@
           <w:sz w:val="28"/>
           <w:szCs w:val="28"/>
         </w:rPr>
-        <w:t xml:space="preserve">Using a 1 V test source at </w:t>
-      </w:r>
-      <w:proofErr w:type="spellStart"/>
-      <w:r>
-        <w:rPr>
-          <w:rFonts w:ascii="Times New Roman" w:hAnsi="Times New Roman" w:cs="Times New Roman"/>
-          <w:sz w:val="28"/>
-          <w:szCs w:val="28"/>
-        </w:rPr>
-        <w:t>Vout</w:t>
-      </w:r>
-      <w:proofErr w:type="spellEnd"/>
-      <w:r>
-        <w:rPr>
-          <w:rFonts w:ascii="Times New Roman" w:hAnsi="Times New Roman" w:cs="Times New Roman"/>
-          <w:sz w:val="28"/>
-          <w:szCs w:val="28"/>
-        </w:rPr>
-        <w:t xml:space="preserve"> run a DC operating point simulation and calculate the equivalent resistance using Ohm’s Law. Save the equivalent resistance value.</w:t>
+        <w:t>Using a 1 V test source at Vout run a DC operating point simulation and calculate the equivalent resistance using Ohm’s Law. Save the equivalent resistance value.</w:t>
+      </w:r>
+    </w:p>
+    <w:p>
+      <w:pPr>
+        <w:spacing w:before="120" w:line="240" w:lineRule="auto"/>
+        <w:ind w:left="432"/>
+        <w:jc w:val="center"/>
+        <w:rPr>
+          <w:rFonts w:ascii="Times New Roman" w:hAnsi="Times New Roman" w:cs="Times New Roman"/>
+          <w:sz w:val="28"/>
+          <w:szCs w:val="28"/>
+        </w:rPr>
+      </w:pPr>
+      <w:r>
+        <w:lastRenderedPageBreak/>
+        <w:drawing>
+          <wp:inline distT="0" distB="0" distL="0" distR="0" wp14:anchorId="26FA1116" wp14:editId="6CB09066">
+            <wp:extent cx="6949440" cy="3697605"/>
+            <wp:effectExtent l="0" t="0" r="3810" b="0"/>
+            <wp:docPr id="429685387" name="Picture 1"/>
+            <wp:cNvGraphicFramePr>
+              <a:graphicFrameLocks xmlns:a="http://schemas.openxmlformats.org/drawingml/2006/main" noChangeAspect="1"/>
+            </wp:cNvGraphicFramePr>
+            <a:graphic xmlns:a="http://schemas.openxmlformats.org/drawingml/2006/main">
+              <a:graphicData uri="http://schemas.openxmlformats.org/drawingml/2006/picture">
+                <pic:pic xmlns:pic="http://schemas.openxmlformats.org/drawingml/2006/picture">
+                  <pic:nvPicPr>
+                    <pic:cNvPr id="429685387" name=""/>
+                    <pic:cNvPicPr/>
+                  </pic:nvPicPr>
+                  <pic:blipFill>
+                    <a:blip r:embed="rId21"/>
+                    <a:stretch>
+                      <a:fillRect/>
+                    </a:stretch>
+                  </pic:blipFill>
+                  <pic:spPr>
+                    <a:xfrm>
+                      <a:off x="0" y="0"/>
+                      <a:ext cx="6949440" cy="3697605"/>
+                    </a:xfrm>
+                    <a:prstGeom prst="rect">
+                      <a:avLst/>
+                    </a:prstGeom>
+                  </pic:spPr>
+                </pic:pic>
+              </a:graphicData>
+            </a:graphic>
+          </wp:inline>
+        </w:drawing>
+      </w:r>
+    </w:p>
+    <w:p>
+      <w:pPr>
+        <w:pStyle w:val="ListParagraph"/>
+        <w:spacing w:before="120" w:line="240" w:lineRule="auto"/>
+        <w:ind w:left="792"/>
+        <w:rPr>
+          <w:rFonts w:ascii="Times New Roman" w:hAnsi="Times New Roman" w:cs="Times New Roman"/>
+          <w:sz w:val="28"/>
+          <w:szCs w:val="28"/>
+        </w:rPr>
+      </w:pPr>
+      <w:r>
+        <w:rPr>
+          <w:rFonts w:ascii="Times New Roman" w:hAnsi="Times New Roman" w:cs="Times New Roman"/>
+          <w:sz w:val="28"/>
+          <w:szCs w:val="28"/>
+        </w:rPr>
+        <w:t>R</w:t>
+      </w:r>
+      <w:r>
+        <w:rPr>
+          <w:rFonts w:ascii="Times New Roman" w:hAnsi="Times New Roman" w:cs="Times New Roman"/>
+          <w:sz w:val="28"/>
+          <w:szCs w:val="28"/>
+          <w:vertAlign w:val="subscript"/>
+        </w:rPr>
+        <w:t>eq</w:t>
+      </w:r>
+      <w:r>
+        <w:rPr>
+          <w:rFonts w:ascii="Times New Roman" w:hAnsi="Times New Roman" w:cs="Times New Roman"/>
+          <w:sz w:val="28"/>
+          <w:szCs w:val="28"/>
+        </w:rPr>
+        <w:t xml:space="preserve"> = </w:t>
+      </w:r>
+      <m:oMath>
+        <m:f>
+          <m:fPr>
+            <m:ctrlPr>
+              <w:rPr>
+                <w:rFonts w:ascii="Cambria Math" w:hAnsi="Cambria Math" w:cs="Times New Roman"/>
+                <w:i/>
+                <w:sz w:val="28"/>
+                <w:szCs w:val="28"/>
+              </w:rPr>
+            </m:ctrlPr>
+          </m:fPr>
+          <m:num>
+            <m:r>
+              <w:rPr>
+                <w:rFonts w:ascii="Cambria Math" w:hAnsi="Cambria Math" w:cs="Times New Roman"/>
+                <w:sz w:val="28"/>
+                <w:szCs w:val="28"/>
+              </w:rPr>
+              <m:t>Vout</m:t>
+            </m:r>
+          </m:num>
+          <m:den>
+            <m:r>
+              <w:rPr>
+                <w:rFonts w:ascii="Cambria Math" w:hAnsi="Cambria Math" w:cs="Times New Roman"/>
+                <w:sz w:val="28"/>
+                <w:szCs w:val="28"/>
+              </w:rPr>
+              <m:t>I(Vout)</m:t>
+            </m:r>
+          </m:den>
+        </m:f>
+        <m:r>
+          <w:rPr>
+            <w:rFonts w:ascii="Cambria Math" w:hAnsi="Cambria Math" w:cs="Times New Roman"/>
+            <w:sz w:val="28"/>
+            <w:szCs w:val="28"/>
+          </w:rPr>
+          <m:t>=</m:t>
+        </m:r>
+        <m:f>
+          <m:fPr>
+            <m:ctrlPr>
+              <w:rPr>
+                <w:rFonts w:ascii="Cambria Math" w:hAnsi="Cambria Math" w:cs="Times New Roman"/>
+                <w:i/>
+                <w:sz w:val="28"/>
+                <w:szCs w:val="28"/>
+              </w:rPr>
+            </m:ctrlPr>
+          </m:fPr>
+          <m:num>
+            <m:r>
+              <w:rPr>
+                <w:rFonts w:ascii="Cambria Math" w:hAnsi="Cambria Math" w:cs="Times New Roman"/>
+                <w:sz w:val="28"/>
+                <w:szCs w:val="28"/>
+              </w:rPr>
+              <m:t>1V</m:t>
+            </m:r>
+          </m:num>
+          <m:den>
+            <m:r>
+              <w:rPr>
+                <w:rFonts w:ascii="Cambria Math" w:hAnsi="Cambria Math" w:cs="Times New Roman"/>
+                <w:sz w:val="28"/>
+                <w:szCs w:val="28"/>
+              </w:rPr>
+              <m:t>0.00</m:t>
+            </m:r>
+            <m:r>
+              <w:rPr>
+                <w:rFonts w:ascii="Cambria Math" w:hAnsi="Cambria Math" w:cs="Times New Roman"/>
+                <w:sz w:val="28"/>
+                <w:szCs w:val="28"/>
+              </w:rPr>
+              <m:t>204184</m:t>
+            </m:r>
+            <m:r>
+              <w:rPr>
+                <w:rFonts w:ascii="Cambria Math" w:hAnsi="Cambria Math" w:cs="Times New Roman"/>
+                <w:sz w:val="28"/>
+                <w:szCs w:val="28"/>
+              </w:rPr>
+              <m:t>A</m:t>
+            </m:r>
+          </m:den>
+        </m:f>
+        <m:r>
+          <w:rPr>
+            <w:rFonts w:ascii="Cambria Math" w:hAnsi="Cambria Math" w:cs="Times New Roman"/>
+            <w:sz w:val="28"/>
+            <w:szCs w:val="28"/>
+          </w:rPr>
+          <m:t>=</m:t>
+        </m:r>
+        <m:r>
+          <w:rPr>
+            <w:rFonts w:ascii="Cambria Math" w:hAnsi="Cambria Math" w:cs="Times New Roman"/>
+            <w:sz w:val="28"/>
+            <w:szCs w:val="28"/>
+          </w:rPr>
+          <m:t>489.754339</m:t>
+        </m:r>
+        <m:r>
+          <m:rPr>
+            <m:sty m:val="p"/>
+          </m:rPr>
+          <w:rPr>
+            <w:rFonts w:ascii="Cambria Math" w:hAnsi="Cambria Math" w:cs="Times New Roman"/>
+            <w:sz w:val="28"/>
+            <w:szCs w:val="28"/>
+          </w:rPr>
+          <m:t>Ω</m:t>
+        </m:r>
+      </m:oMath>
+      <w:r>
+        <w:rPr>
+          <w:rFonts w:ascii="Times New Roman" w:eastAsiaTheme="minorEastAsia" w:hAnsi="Times New Roman" w:cs="Times New Roman"/>
+          <w:sz w:val="28"/>
+          <w:szCs w:val="28"/>
+        </w:rPr>
+        <w:t xml:space="preserve"> </w:t>
       </w:r>
     </w:p>
     <w:p>
@@ -10801,6 +10120,194 @@
           <w:szCs w:val="28"/>
         </w:rPr>
         <w:t>Change 470 Ω resistors to 500 Ω resistors and confirm that the equivalent resistance is 500 Ω.</w:t>
+      </w:r>
+    </w:p>
+    <w:p>
+      <w:pPr>
+        <w:spacing w:before="120" w:line="240" w:lineRule="auto"/>
+        <w:ind w:left="432"/>
+        <w:jc w:val="center"/>
+        <w:rPr>
+          <w:rFonts w:ascii="Times New Roman" w:hAnsi="Times New Roman" w:cs="Times New Roman"/>
+          <w:sz w:val="28"/>
+          <w:szCs w:val="28"/>
+        </w:rPr>
+      </w:pPr>
+      <w:r>
+        <w:drawing>
+          <wp:inline distT="0" distB="0" distL="0" distR="0" wp14:anchorId="6575CE21" wp14:editId="007B0439">
+            <wp:extent cx="6949440" cy="3683000"/>
+            <wp:effectExtent l="0" t="0" r="3810" b="0"/>
+            <wp:docPr id="1642358459" name="Picture 1"/>
+            <wp:cNvGraphicFramePr>
+              <a:graphicFrameLocks xmlns:a="http://schemas.openxmlformats.org/drawingml/2006/main" noChangeAspect="1"/>
+            </wp:cNvGraphicFramePr>
+            <a:graphic xmlns:a="http://schemas.openxmlformats.org/drawingml/2006/main">
+              <a:graphicData uri="http://schemas.openxmlformats.org/drawingml/2006/picture">
+                <pic:pic xmlns:pic="http://schemas.openxmlformats.org/drawingml/2006/picture">
+                  <pic:nvPicPr>
+                    <pic:cNvPr id="1642358459" name=""/>
+                    <pic:cNvPicPr/>
+                  </pic:nvPicPr>
+                  <pic:blipFill>
+                    <a:blip r:embed="rId22"/>
+                    <a:stretch>
+                      <a:fillRect/>
+                    </a:stretch>
+                  </pic:blipFill>
+                  <pic:spPr>
+                    <a:xfrm>
+                      <a:off x="0" y="0"/>
+                      <a:ext cx="6949440" cy="3683000"/>
+                    </a:xfrm>
+                    <a:prstGeom prst="rect">
+                      <a:avLst/>
+                    </a:prstGeom>
+                  </pic:spPr>
+                </pic:pic>
+              </a:graphicData>
+            </a:graphic>
+          </wp:inline>
+        </w:drawing>
+      </w:r>
+    </w:p>
+    <w:p>
+      <w:pPr>
+        <w:pStyle w:val="ListParagraph"/>
+        <w:spacing w:before="120" w:line="240" w:lineRule="auto"/>
+        <w:ind w:left="792"/>
+        <w:rPr>
+          <w:rFonts w:ascii="Times New Roman" w:hAnsi="Times New Roman" w:cs="Times New Roman"/>
+          <w:sz w:val="28"/>
+          <w:szCs w:val="28"/>
+        </w:rPr>
+      </w:pPr>
+      <w:r>
+        <w:rPr>
+          <w:rFonts w:ascii="Times New Roman" w:hAnsi="Times New Roman" w:cs="Times New Roman"/>
+          <w:sz w:val="28"/>
+          <w:szCs w:val="28"/>
+        </w:rPr>
+        <w:lastRenderedPageBreak/>
+        <w:t>R</w:t>
+      </w:r>
+      <w:r>
+        <w:rPr>
+          <w:rFonts w:ascii="Times New Roman" w:hAnsi="Times New Roman" w:cs="Times New Roman"/>
+          <w:sz w:val="28"/>
+          <w:szCs w:val="28"/>
+          <w:vertAlign w:val="subscript"/>
+        </w:rPr>
+        <w:t>eq</w:t>
+      </w:r>
+      <w:r>
+        <w:rPr>
+          <w:rFonts w:ascii="Times New Roman" w:hAnsi="Times New Roman" w:cs="Times New Roman"/>
+          <w:sz w:val="28"/>
+          <w:szCs w:val="28"/>
+        </w:rPr>
+        <w:t xml:space="preserve"> = </w:t>
+      </w:r>
+      <m:oMath>
+        <m:f>
+          <m:fPr>
+            <m:ctrlPr>
+              <w:rPr>
+                <w:rFonts w:ascii="Cambria Math" w:hAnsi="Cambria Math" w:cs="Times New Roman"/>
+                <w:i/>
+                <w:sz w:val="28"/>
+                <w:szCs w:val="28"/>
+              </w:rPr>
+            </m:ctrlPr>
+          </m:fPr>
+          <m:num>
+            <m:r>
+              <w:rPr>
+                <w:rFonts w:ascii="Cambria Math" w:hAnsi="Cambria Math" w:cs="Times New Roman"/>
+                <w:sz w:val="28"/>
+                <w:szCs w:val="28"/>
+              </w:rPr>
+              <m:t>Vout</m:t>
+            </m:r>
+          </m:num>
+          <m:den>
+            <m:r>
+              <w:rPr>
+                <w:rFonts w:ascii="Cambria Math" w:hAnsi="Cambria Math" w:cs="Times New Roman"/>
+                <w:sz w:val="28"/>
+                <w:szCs w:val="28"/>
+              </w:rPr>
+              <m:t>I(Vout)</m:t>
+            </m:r>
+          </m:den>
+        </m:f>
+        <m:r>
+          <w:rPr>
+            <w:rFonts w:ascii="Cambria Math" w:hAnsi="Cambria Math" w:cs="Times New Roman"/>
+            <w:sz w:val="28"/>
+            <w:szCs w:val="28"/>
+          </w:rPr>
+          <m:t>=</m:t>
+        </m:r>
+        <m:f>
+          <m:fPr>
+            <m:ctrlPr>
+              <w:rPr>
+                <w:rFonts w:ascii="Cambria Math" w:hAnsi="Cambria Math" w:cs="Times New Roman"/>
+                <w:i/>
+                <w:sz w:val="28"/>
+                <w:szCs w:val="28"/>
+              </w:rPr>
+            </m:ctrlPr>
+          </m:fPr>
+          <m:num>
+            <m:r>
+              <w:rPr>
+                <w:rFonts w:ascii="Cambria Math" w:hAnsi="Cambria Math" w:cs="Times New Roman"/>
+                <w:sz w:val="28"/>
+                <w:szCs w:val="28"/>
+              </w:rPr>
+              <m:t>1V</m:t>
+            </m:r>
+          </m:num>
+          <m:den>
+            <m:r>
+              <w:rPr>
+                <w:rFonts w:ascii="Cambria Math" w:hAnsi="Cambria Math" w:cs="Times New Roman"/>
+                <w:sz w:val="28"/>
+                <w:szCs w:val="28"/>
+              </w:rPr>
+              <m:t>0.00199991A</m:t>
+            </m:r>
+          </m:den>
+        </m:f>
+        <m:r>
+          <w:rPr>
+            <w:rFonts w:ascii="Cambria Math" w:hAnsi="Cambria Math" w:cs="Times New Roman"/>
+            <w:sz w:val="28"/>
+            <w:szCs w:val="28"/>
+          </w:rPr>
+          <m:t>=500.02250</m:t>
+        </m:r>
+        <m:r>
+          <m:rPr>
+            <m:sty m:val="p"/>
+          </m:rPr>
+          <w:rPr>
+            <w:rFonts w:ascii="Cambria Math" w:hAnsi="Cambria Math" w:cs="Times New Roman"/>
+            <w:sz w:val="28"/>
+            <w:szCs w:val="28"/>
+          </w:rPr>
+          <m:t>Ω</m:t>
+        </m:r>
+      </m:oMath>
+      <w:r>
+        <w:rPr>
+          <w:rFonts w:ascii="Times New Roman" w:eastAsiaTheme="minorEastAsia" w:hAnsi="Times New Roman" w:cs="Times New Roman"/>
+          <w:sz w:val="28"/>
+          <w:szCs w:val="28"/>
+        </w:rPr>
+        <w:t xml:space="preserve"> </w:t>
       </w:r>
     </w:p>
     <w:p>
@@ -10836,7 +10343,7 @@
     <w:p>
       <w:pPr>
         <w:spacing w:before="120" w:line="240" w:lineRule="auto"/>
-        <w:ind w:firstLine="432"/>
+        <w:ind w:left="360"/>
         <w:rPr>
           <w:rFonts w:ascii="Times New Roman" w:hAnsi="Times New Roman" w:cs="Times New Roman"/>
           <w:sz w:val="28"/>
@@ -10877,6 +10384,515 @@
     </w:p>
     <w:p>
       <w:pPr>
+        <w:spacing w:before="120" w:line="240" w:lineRule="auto"/>
+        <w:rPr>
+          <w:rFonts w:ascii="Times New Roman" w:hAnsi="Times New Roman" w:cs="Times New Roman"/>
+          <w:sz w:val="28"/>
+          <w:szCs w:val="28"/>
+        </w:rPr>
+      </w:pPr>
+      <w:r>
+        <w:rPr>
+          <w:rFonts w:ascii="Times New Roman" w:hAnsi="Times New Roman" w:cs="Times New Roman"/>
+          <w:sz w:val="28"/>
+          <w:szCs w:val="28"/>
+        </w:rPr>
+        <w:drawing>
+          <wp:inline distT="0" distB="0" distL="0" distR="0" wp14:anchorId="3316BC16" wp14:editId="0D485654">
+            <wp:extent cx="6949440" cy="3686810"/>
+            <wp:effectExtent l="0" t="0" r="3810" b="8890"/>
+            <wp:docPr id="707145475" name="Picture 1"/>
+            <wp:cNvGraphicFramePr>
+              <a:graphicFrameLocks xmlns:a="http://schemas.openxmlformats.org/drawingml/2006/main" noChangeAspect="1"/>
+            </wp:cNvGraphicFramePr>
+            <a:graphic xmlns:a="http://schemas.openxmlformats.org/drawingml/2006/main">
+              <a:graphicData uri="http://schemas.openxmlformats.org/drawingml/2006/picture">
+                <pic:pic xmlns:pic="http://schemas.openxmlformats.org/drawingml/2006/picture">
+                  <pic:nvPicPr>
+                    <pic:cNvPr id="707145475" name=""/>
+                    <pic:cNvPicPr/>
+                  </pic:nvPicPr>
+                  <pic:blipFill>
+                    <a:blip r:embed="rId23"/>
+                    <a:stretch>
+                      <a:fillRect/>
+                    </a:stretch>
+                  </pic:blipFill>
+                  <pic:spPr>
+                    <a:xfrm>
+                      <a:off x="0" y="0"/>
+                      <a:ext cx="6949440" cy="3686810"/>
+                    </a:xfrm>
+                    <a:prstGeom prst="rect">
+                      <a:avLst/>
+                    </a:prstGeom>
+                  </pic:spPr>
+                </pic:pic>
+              </a:graphicData>
+            </a:graphic>
+          </wp:inline>
+        </w:drawing>
+      </w:r>
+    </w:p>
+    <w:tbl>
+      <w:tblPr>
+        <w:tblStyle w:val="TableGrid"/>
+        <w:tblW w:w="0" w:type="auto"/>
+        <w:jc w:val="center"/>
+        <w:tblLook w:val="04A0" w:firstRow="1" w:lastRow="0" w:firstColumn="1" w:lastColumn="0" w:noHBand="0" w:noVBand="1"/>
+      </w:tblPr>
+      <w:tblGrid>
+        <w:gridCol w:w="2499"/>
+        <w:gridCol w:w="2553"/>
+        <w:gridCol w:w="2561"/>
+      </w:tblGrid>
+      <w:tr>
+        <w:trPr>
+          <w:jc w:val="center"/>
+        </w:trPr>
+        <w:tc>
+          <w:tcPr>
+            <w:tcW w:w="2499" w:type="dxa"/>
+          </w:tcPr>
+          <w:p>
+            <w:pPr>
+              <w:pStyle w:val="ListParagraph"/>
+              <w:spacing w:before="120" w:line="240" w:lineRule="auto"/>
+              <w:ind w:left="0"/>
+              <w:rPr>
+                <w:rFonts w:ascii="Times New Roman" w:hAnsi="Times New Roman" w:cs="Times New Roman"/>
+                <w:b/>
+                <w:bCs/>
+                <w:sz w:val="28"/>
+                <w:szCs w:val="28"/>
+              </w:rPr>
+            </w:pPr>
+            <w:r>
+              <w:rPr>
+                <w:rFonts w:ascii="Times New Roman" w:hAnsi="Times New Roman" w:cs="Times New Roman"/>
+                <w:b/>
+                <w:bCs/>
+                <w:sz w:val="28"/>
+                <w:szCs w:val="28"/>
+              </w:rPr>
+              <w:t>Node</w:t>
+            </w:r>
+          </w:p>
+        </w:tc>
+        <w:tc>
+          <w:tcPr>
+            <w:tcW w:w="2553" w:type="dxa"/>
+          </w:tcPr>
+          <w:p>
+            <w:pPr>
+              <w:pStyle w:val="ListParagraph"/>
+              <w:spacing w:before="120" w:line="240" w:lineRule="auto"/>
+              <w:ind w:left="0"/>
+              <w:jc w:val="center"/>
+              <w:rPr>
+                <w:rFonts w:ascii="Times New Roman" w:hAnsi="Times New Roman" w:cs="Times New Roman"/>
+                <w:b/>
+                <w:bCs/>
+                <w:sz w:val="28"/>
+                <w:szCs w:val="28"/>
+              </w:rPr>
+            </w:pPr>
+            <w:r>
+              <w:rPr>
+                <w:rFonts w:ascii="Times New Roman" w:hAnsi="Times New Roman" w:cs="Times New Roman"/>
+                <w:b/>
+                <w:bCs/>
+                <w:sz w:val="28"/>
+                <w:szCs w:val="28"/>
+              </w:rPr>
+              <w:t>Max (V)</w:t>
+            </w:r>
+          </w:p>
+        </w:tc>
+        <w:tc>
+          <w:tcPr>
+            <w:tcW w:w="2561" w:type="dxa"/>
+          </w:tcPr>
+          <w:p>
+            <w:pPr>
+              <w:pStyle w:val="ListParagraph"/>
+              <w:spacing w:before="120" w:line="240" w:lineRule="auto"/>
+              <w:ind w:left="0"/>
+              <w:jc w:val="center"/>
+              <w:rPr>
+                <w:rFonts w:ascii="Times New Roman" w:hAnsi="Times New Roman" w:cs="Times New Roman"/>
+                <w:b/>
+                <w:bCs/>
+                <w:sz w:val="28"/>
+                <w:szCs w:val="28"/>
+              </w:rPr>
+            </w:pPr>
+            <w:r>
+              <w:rPr>
+                <w:rFonts w:ascii="Times New Roman" w:hAnsi="Times New Roman" w:cs="Times New Roman"/>
+                <w:b/>
+                <w:bCs/>
+                <w:sz w:val="28"/>
+                <w:szCs w:val="28"/>
+              </w:rPr>
+              <w:t>Min (V)</w:t>
+            </w:r>
+          </w:p>
+        </w:tc>
+      </w:tr>
+      <w:tr>
+        <w:trPr>
+          <w:jc w:val="center"/>
+        </w:trPr>
+        <w:tc>
+          <w:tcPr>
+            <w:tcW w:w="2499" w:type="dxa"/>
+          </w:tcPr>
+          <w:p>
+            <w:pPr>
+              <w:pStyle w:val="ListParagraph"/>
+              <w:spacing w:before="120" w:line="240" w:lineRule="auto"/>
+              <w:ind w:left="0"/>
+              <w:rPr>
+                <w:rFonts w:ascii="Times New Roman" w:hAnsi="Times New Roman" w:cs="Times New Roman"/>
+                <w:sz w:val="28"/>
+                <w:szCs w:val="28"/>
+              </w:rPr>
+            </w:pPr>
+            <w:r>
+              <w:rPr>
+                <w:rFonts w:ascii="Times New Roman" w:hAnsi="Times New Roman" w:cs="Times New Roman"/>
+                <w:sz w:val="28"/>
+                <w:szCs w:val="28"/>
+              </w:rPr>
+              <w:t>A</w:t>
+            </w:r>
+          </w:p>
+        </w:tc>
+        <w:tc>
+          <w:tcPr>
+            <w:tcW w:w="2553" w:type="dxa"/>
+          </w:tcPr>
+          <w:p>
+            <w:pPr>
+              <w:spacing w:before="120"/>
+              <w:jc w:val="center"/>
+              <w:rPr>
+                <w:rFonts w:ascii="Times New Roman" w:hAnsi="Times New Roman" w:cs="Times New Roman"/>
+                <w:sz w:val="28"/>
+                <w:szCs w:val="28"/>
+              </w:rPr>
+            </w:pPr>
+            <w:r>
+              <w:rPr>
+                <w:rFonts w:ascii="Times New Roman" w:hAnsi="Times New Roman" w:cs="Times New Roman"/>
+                <w:b/>
+                <w:bCs/>
+                <w:sz w:val="28"/>
+                <w:szCs w:val="28"/>
+              </w:rPr>
+              <w:t>4.41256856918</w:t>
+            </w:r>
+          </w:p>
+        </w:tc>
+        <w:tc>
+          <w:tcPr>
+            <w:tcW w:w="2561" w:type="dxa"/>
+          </w:tcPr>
+          <w:p>
+            <w:pPr>
+              <w:spacing w:before="120"/>
+              <w:jc w:val="center"/>
+              <w:rPr>
+                <w:rFonts w:ascii="Times New Roman" w:hAnsi="Times New Roman" w:cs="Times New Roman"/>
+                <w:sz w:val="28"/>
+                <w:szCs w:val="28"/>
+              </w:rPr>
+            </w:pPr>
+            <w:r>
+              <w:rPr>
+                <w:rFonts w:ascii="Times New Roman" w:hAnsi="Times New Roman" w:cs="Times New Roman"/>
+                <w:b/>
+                <w:bCs/>
+                <w:sz w:val="28"/>
+                <w:szCs w:val="28"/>
+              </w:rPr>
+              <w:t>4.39540100098</w:t>
+            </w:r>
+          </w:p>
+        </w:tc>
+      </w:tr>
+      <w:tr>
+        <w:trPr>
+          <w:jc w:val="center"/>
+        </w:trPr>
+        <w:tc>
+          <w:tcPr>
+            <w:tcW w:w="2499" w:type="dxa"/>
+          </w:tcPr>
+          <w:p>
+            <w:pPr>
+              <w:pStyle w:val="ListParagraph"/>
+              <w:spacing w:before="120" w:line="240" w:lineRule="auto"/>
+              <w:ind w:left="0"/>
+              <w:rPr>
+                <w:rFonts w:ascii="Times New Roman" w:hAnsi="Times New Roman" w:cs="Times New Roman"/>
+                <w:sz w:val="28"/>
+                <w:szCs w:val="28"/>
+              </w:rPr>
+            </w:pPr>
+            <w:r>
+              <w:rPr>
+                <w:rFonts w:ascii="Times New Roman" w:hAnsi="Times New Roman" w:cs="Times New Roman"/>
+                <w:sz w:val="28"/>
+                <w:szCs w:val="28"/>
+              </w:rPr>
+              <w:t>B</w:t>
+            </w:r>
+          </w:p>
+        </w:tc>
+        <w:tc>
+          <w:tcPr>
+            <w:tcW w:w="2553" w:type="dxa"/>
+          </w:tcPr>
+          <w:p>
+            <w:pPr>
+              <w:pStyle w:val="ListParagraph"/>
+              <w:spacing w:before="120" w:line="240" w:lineRule="auto"/>
+              <w:ind w:left="0"/>
+              <w:jc w:val="center"/>
+              <w:rPr>
+                <w:rFonts w:ascii="Times New Roman" w:hAnsi="Times New Roman" w:cs="Times New Roman"/>
+                <w:sz w:val="28"/>
+                <w:szCs w:val="28"/>
+              </w:rPr>
+            </w:pPr>
+            <w:r>
+              <w:rPr>
+                <w:rFonts w:ascii="Times New Roman" w:hAnsi="Times New Roman" w:cs="Times New Roman"/>
+                <w:b/>
+                <w:bCs/>
+                <w:sz w:val="28"/>
+                <w:szCs w:val="28"/>
+              </w:rPr>
+              <w:t>3.15334844589</w:t>
+            </w:r>
+          </w:p>
+        </w:tc>
+        <w:tc>
+          <w:tcPr>
+            <w:tcW w:w="2561" w:type="dxa"/>
+          </w:tcPr>
+          <w:p>
+            <w:pPr>
+              <w:pStyle w:val="ListParagraph"/>
+              <w:spacing w:before="120" w:line="240" w:lineRule="auto"/>
+              <w:ind w:left="0"/>
+              <w:jc w:val="center"/>
+              <w:rPr>
+                <w:rFonts w:ascii="Times New Roman" w:hAnsi="Times New Roman" w:cs="Times New Roman"/>
+                <w:sz w:val="28"/>
+                <w:szCs w:val="28"/>
+              </w:rPr>
+            </w:pPr>
+            <w:r>
+              <w:rPr>
+                <w:rFonts w:ascii="Times New Roman" w:hAnsi="Times New Roman" w:cs="Times New Roman"/>
+                <w:b/>
+                <w:bCs/>
+                <w:sz w:val="28"/>
+                <w:szCs w:val="28"/>
+              </w:rPr>
+              <w:t>3.11527466774</w:t>
+            </w:r>
+          </w:p>
+        </w:tc>
+      </w:tr>
+      <w:tr>
+        <w:trPr>
+          <w:jc w:val="center"/>
+        </w:trPr>
+        <w:tc>
+          <w:tcPr>
+            <w:tcW w:w="2499" w:type="dxa"/>
+          </w:tcPr>
+          <w:p>
+            <w:pPr>
+              <w:pStyle w:val="ListParagraph"/>
+              <w:spacing w:before="120" w:line="240" w:lineRule="auto"/>
+              <w:ind w:left="0"/>
+              <w:rPr>
+                <w:rFonts w:ascii="Times New Roman" w:hAnsi="Times New Roman" w:cs="Times New Roman"/>
+                <w:sz w:val="28"/>
+                <w:szCs w:val="28"/>
+              </w:rPr>
+            </w:pPr>
+            <w:r>
+              <w:rPr>
+                <w:rFonts w:ascii="Times New Roman" w:hAnsi="Times New Roman" w:cs="Times New Roman"/>
+                <w:sz w:val="28"/>
+                <w:szCs w:val="28"/>
+              </w:rPr>
+              <w:t>C</w:t>
+            </w:r>
+          </w:p>
+        </w:tc>
+        <w:tc>
+          <w:tcPr>
+            <w:tcW w:w="2553" w:type="dxa"/>
+          </w:tcPr>
+          <w:p>
+            <w:pPr>
+              <w:pStyle w:val="ListParagraph"/>
+              <w:spacing w:before="120" w:line="240" w:lineRule="auto"/>
+              <w:ind w:left="0"/>
+              <w:jc w:val="center"/>
+              <w:rPr>
+                <w:rFonts w:ascii="Times New Roman" w:hAnsi="Times New Roman" w:cs="Times New Roman"/>
+                <w:sz w:val="28"/>
+                <w:szCs w:val="28"/>
+              </w:rPr>
+            </w:pPr>
+            <w:r>
+              <w:rPr>
+                <w:rFonts w:ascii="Times New Roman" w:hAnsi="Times New Roman" w:cs="Times New Roman"/>
+                <w:b/>
+                <w:bCs/>
+                <w:sz w:val="28"/>
+                <w:szCs w:val="28"/>
+              </w:rPr>
+              <w:t>1.88380551338</w:t>
+            </w:r>
+          </w:p>
+        </w:tc>
+        <w:tc>
+          <w:tcPr>
+            <w:tcW w:w="2561" w:type="dxa"/>
+          </w:tcPr>
+          <w:p>
+            <w:pPr>
+              <w:pStyle w:val="ListParagraph"/>
+              <w:spacing w:before="120" w:line="240" w:lineRule="auto"/>
+              <w:ind w:left="0"/>
+              <w:jc w:val="center"/>
+              <w:rPr>
+                <w:rFonts w:ascii="Times New Roman" w:hAnsi="Times New Roman" w:cs="Times New Roman"/>
+                <w:sz w:val="28"/>
+                <w:szCs w:val="28"/>
+              </w:rPr>
+            </w:pPr>
+            <w:r>
+              <w:rPr>
+                <w:rFonts w:ascii="Times New Roman" w:hAnsi="Times New Roman" w:cs="Times New Roman"/>
+                <w:b/>
+                <w:bCs/>
+                <w:sz w:val="28"/>
+                <w:szCs w:val="28"/>
+              </w:rPr>
+              <w:t>1.84826350212</w:t>
+            </w:r>
+          </w:p>
+        </w:tc>
+      </w:tr>
+      <w:tr>
+        <w:trPr>
+          <w:jc w:val="center"/>
+        </w:trPr>
+        <w:tc>
+          <w:tcPr>
+            <w:tcW w:w="2499" w:type="dxa"/>
+          </w:tcPr>
+          <w:p>
+            <w:pPr>
+              <w:pStyle w:val="ListParagraph"/>
+              <w:spacing w:before="120" w:line="240" w:lineRule="auto"/>
+              <w:ind w:left="0"/>
+              <w:rPr>
+                <w:rFonts w:ascii="Times New Roman" w:hAnsi="Times New Roman" w:cs="Times New Roman"/>
+                <w:sz w:val="28"/>
+                <w:szCs w:val="28"/>
+              </w:rPr>
+            </w:pPr>
+            <w:r>
+              <w:rPr>
+                <w:rFonts w:ascii="Times New Roman" w:hAnsi="Times New Roman" w:cs="Times New Roman"/>
+                <w:sz w:val="28"/>
+                <w:szCs w:val="28"/>
+              </w:rPr>
+              <w:t>D</w:t>
+            </w:r>
+          </w:p>
+        </w:tc>
+        <w:tc>
+          <w:tcPr>
+            <w:tcW w:w="2553" w:type="dxa"/>
+          </w:tcPr>
+          <w:p>
+            <w:pPr>
+              <w:pStyle w:val="ListParagraph"/>
+              <w:spacing w:before="120" w:line="240" w:lineRule="auto"/>
+              <w:ind w:left="0"/>
+              <w:jc w:val="center"/>
+              <w:rPr>
+                <w:rFonts w:ascii="Times New Roman" w:hAnsi="Times New Roman" w:cs="Times New Roman"/>
+                <w:sz w:val="28"/>
+                <w:szCs w:val="28"/>
+              </w:rPr>
+            </w:pPr>
+            <w:r>
+              <w:rPr>
+                <w:rFonts w:ascii="Times New Roman" w:hAnsi="Times New Roman" w:cs="Times New Roman"/>
+                <w:b/>
+                <w:bCs/>
+                <w:sz w:val="28"/>
+                <w:szCs w:val="28"/>
+              </w:rPr>
+              <w:t>0.60458368063</w:t>
+            </w:r>
+          </w:p>
+        </w:tc>
+        <w:tc>
+          <w:tcPr>
+            <w:tcW w:w="2561" w:type="dxa"/>
+          </w:tcPr>
+          <w:p>
+            <w:pPr>
+              <w:pStyle w:val="ListParagraph"/>
+              <w:spacing w:before="120" w:line="240" w:lineRule="auto"/>
+              <w:ind w:left="0"/>
+              <w:jc w:val="center"/>
+              <w:rPr>
+                <w:rFonts w:ascii="Times New Roman" w:hAnsi="Times New Roman" w:cs="Times New Roman"/>
+                <w:sz w:val="28"/>
+                <w:szCs w:val="28"/>
+              </w:rPr>
+            </w:pPr>
+            <w:r>
+              <w:rPr>
+                <w:rFonts w:ascii="Times New Roman" w:hAnsi="Times New Roman" w:cs="Times New Roman"/>
+                <w:b/>
+                <w:bCs/>
+                <w:sz w:val="28"/>
+                <w:szCs w:val="28"/>
+              </w:rPr>
+              <w:t>0.587578773499</w:t>
+            </w:r>
+          </w:p>
+        </w:tc>
+      </w:tr>
+    </w:tbl>
+    <w:p>
+      <w:pPr>
+        <w:spacing w:before="120" w:line="240" w:lineRule="auto"/>
+        <w:rPr>
+          <w:rFonts w:ascii="Times New Roman" w:hAnsi="Times New Roman" w:cs="Times New Roman"/>
+          <w:sz w:val="28"/>
+          <w:szCs w:val="28"/>
+        </w:rPr>
+      </w:pPr>
+    </w:p>
+    <w:p>
+      <w:pPr>
         <w:pStyle w:val="ListParagraph"/>
         <w:numPr>
           <w:ilvl w:val="0"/>
@@ -10900,6 +10916,517 @@
     </w:p>
     <w:p>
       <w:pPr>
+        <w:spacing w:before="120" w:line="240" w:lineRule="auto"/>
+        <w:jc w:val="center"/>
+        <w:rPr>
+          <w:rFonts w:ascii="Times New Roman" w:hAnsi="Times New Roman" w:cs="Times New Roman"/>
+          <w:sz w:val="28"/>
+          <w:szCs w:val="28"/>
+        </w:rPr>
+      </w:pPr>
+      <w:r>
+        <w:rPr>
+          <w:rFonts w:ascii="Times New Roman" w:hAnsi="Times New Roman" w:cs="Times New Roman"/>
+          <w:sz w:val="28"/>
+          <w:szCs w:val="28"/>
+        </w:rPr>
+        <w:lastRenderedPageBreak/>
+        <w:drawing>
+          <wp:inline distT="0" distB="0" distL="0" distR="0" wp14:anchorId="708337B3" wp14:editId="1AFD0213">
+            <wp:extent cx="6949440" cy="3697605"/>
+            <wp:effectExtent l="0" t="0" r="3810" b="0"/>
+            <wp:docPr id="1594758602" name="Picture 1"/>
+            <wp:cNvGraphicFramePr>
+              <a:graphicFrameLocks xmlns:a="http://schemas.openxmlformats.org/drawingml/2006/main" noChangeAspect="1"/>
+            </wp:cNvGraphicFramePr>
+            <a:graphic xmlns:a="http://schemas.openxmlformats.org/drawingml/2006/main">
+              <a:graphicData uri="http://schemas.openxmlformats.org/drawingml/2006/picture">
+                <pic:pic xmlns:pic="http://schemas.openxmlformats.org/drawingml/2006/picture">
+                  <pic:nvPicPr>
+                    <pic:cNvPr id="1594758602" name=""/>
+                    <pic:cNvPicPr/>
+                  </pic:nvPicPr>
+                  <pic:blipFill>
+                    <a:blip r:embed="rId24"/>
+                    <a:stretch>
+                      <a:fillRect/>
+                    </a:stretch>
+                  </pic:blipFill>
+                  <pic:spPr>
+                    <a:xfrm>
+                      <a:off x="0" y="0"/>
+                      <a:ext cx="6949440" cy="3697605"/>
+                    </a:xfrm>
+                    <a:prstGeom prst="rect">
+                      <a:avLst/>
+                    </a:prstGeom>
+                  </pic:spPr>
+                </pic:pic>
+              </a:graphicData>
+            </a:graphic>
+          </wp:inline>
+        </w:drawing>
+      </w:r>
+    </w:p>
+    <w:tbl>
+      <w:tblPr>
+        <w:tblStyle w:val="TableGrid"/>
+        <w:tblW w:w="0" w:type="auto"/>
+        <w:jc w:val="center"/>
+        <w:tblLook w:val="04A0" w:firstRow="1" w:lastRow="0" w:firstColumn="1" w:lastColumn="0" w:noHBand="0" w:noVBand="1"/>
+      </w:tblPr>
+      <w:tblGrid>
+        <w:gridCol w:w="2499"/>
+        <w:gridCol w:w="2553"/>
+        <w:gridCol w:w="2561"/>
+      </w:tblGrid>
+      <w:tr>
+        <w:trPr>
+          <w:jc w:val="center"/>
+        </w:trPr>
+        <w:tc>
+          <w:tcPr>
+            <w:tcW w:w="2499" w:type="dxa"/>
+          </w:tcPr>
+          <w:p>
+            <w:pPr>
+              <w:pStyle w:val="ListParagraph"/>
+              <w:spacing w:before="120" w:line="240" w:lineRule="auto"/>
+              <w:ind w:left="0"/>
+              <w:rPr>
+                <w:rFonts w:ascii="Times New Roman" w:hAnsi="Times New Roman" w:cs="Times New Roman"/>
+                <w:b/>
+                <w:bCs/>
+                <w:sz w:val="28"/>
+                <w:szCs w:val="28"/>
+              </w:rPr>
+            </w:pPr>
+            <w:r>
+              <w:rPr>
+                <w:rFonts w:ascii="Times New Roman" w:hAnsi="Times New Roman" w:cs="Times New Roman"/>
+                <w:b/>
+                <w:bCs/>
+                <w:sz w:val="28"/>
+                <w:szCs w:val="28"/>
+              </w:rPr>
+              <w:t>Node</w:t>
+            </w:r>
+          </w:p>
+        </w:tc>
+        <w:tc>
+          <w:tcPr>
+            <w:tcW w:w="2553" w:type="dxa"/>
+          </w:tcPr>
+          <w:p>
+            <w:pPr>
+              <w:pStyle w:val="ListParagraph"/>
+              <w:spacing w:before="120" w:line="240" w:lineRule="auto"/>
+              <w:ind w:left="0"/>
+              <w:jc w:val="center"/>
+              <w:rPr>
+                <w:rFonts w:ascii="Times New Roman" w:hAnsi="Times New Roman" w:cs="Times New Roman"/>
+                <w:b/>
+                <w:bCs/>
+                <w:sz w:val="28"/>
+                <w:szCs w:val="28"/>
+              </w:rPr>
+            </w:pPr>
+            <w:r>
+              <w:rPr>
+                <w:rFonts w:ascii="Times New Roman" w:hAnsi="Times New Roman" w:cs="Times New Roman"/>
+                <w:b/>
+                <w:bCs/>
+                <w:sz w:val="28"/>
+                <w:szCs w:val="28"/>
+              </w:rPr>
+              <w:t>Max (V)</w:t>
+            </w:r>
+          </w:p>
+        </w:tc>
+        <w:tc>
+          <w:tcPr>
+            <w:tcW w:w="2561" w:type="dxa"/>
+          </w:tcPr>
+          <w:p>
+            <w:pPr>
+              <w:pStyle w:val="ListParagraph"/>
+              <w:spacing w:before="120" w:line="240" w:lineRule="auto"/>
+              <w:ind w:left="0"/>
+              <w:jc w:val="center"/>
+              <w:rPr>
+                <w:rFonts w:ascii="Times New Roman" w:hAnsi="Times New Roman" w:cs="Times New Roman"/>
+                <w:b/>
+                <w:bCs/>
+                <w:sz w:val="28"/>
+                <w:szCs w:val="28"/>
+              </w:rPr>
+            </w:pPr>
+            <w:r>
+              <w:rPr>
+                <w:rFonts w:ascii="Times New Roman" w:hAnsi="Times New Roman" w:cs="Times New Roman"/>
+                <w:b/>
+                <w:bCs/>
+                <w:sz w:val="28"/>
+                <w:szCs w:val="28"/>
+              </w:rPr>
+              <w:t>Min (V)</w:t>
+            </w:r>
+          </w:p>
+        </w:tc>
+      </w:tr>
+      <w:tr>
+        <w:trPr>
+          <w:jc w:val="center"/>
+        </w:trPr>
+        <w:tc>
+          <w:tcPr>
+            <w:tcW w:w="2499" w:type="dxa"/>
+          </w:tcPr>
+          <w:p>
+            <w:pPr>
+              <w:pStyle w:val="ListParagraph"/>
+              <w:spacing w:before="120" w:line="240" w:lineRule="auto"/>
+              <w:ind w:left="0"/>
+              <w:rPr>
+                <w:rFonts w:ascii="Times New Roman" w:hAnsi="Times New Roman" w:cs="Times New Roman"/>
+                <w:sz w:val="28"/>
+                <w:szCs w:val="28"/>
+              </w:rPr>
+            </w:pPr>
+            <w:r>
+              <w:rPr>
+                <w:rFonts w:ascii="Times New Roman" w:hAnsi="Times New Roman" w:cs="Times New Roman"/>
+                <w:sz w:val="28"/>
+                <w:szCs w:val="28"/>
+              </w:rPr>
+              <w:t>A</w:t>
+            </w:r>
+          </w:p>
+        </w:tc>
+        <w:tc>
+          <w:tcPr>
+            <w:tcW w:w="2553" w:type="dxa"/>
+          </w:tcPr>
+          <w:p>
+            <w:pPr>
+              <w:spacing w:before="120"/>
+              <w:jc w:val="center"/>
+              <w:rPr>
+                <w:rFonts w:ascii="Times New Roman" w:hAnsi="Times New Roman" w:cs="Times New Roman"/>
+                <w:sz w:val="28"/>
+                <w:szCs w:val="28"/>
+              </w:rPr>
+            </w:pPr>
+            <w:r>
+              <w:rPr>
+                <w:rFonts w:ascii="Times New Roman" w:hAnsi="Times New Roman" w:cs="Times New Roman"/>
+                <w:b/>
+                <w:bCs/>
+                <w:sz w:val="28"/>
+                <w:szCs w:val="28"/>
+              </w:rPr>
+              <w:t>4.40400648117</w:t>
+            </w:r>
+          </w:p>
+        </w:tc>
+        <w:tc>
+          <w:tcPr>
+            <w:tcW w:w="2561" w:type="dxa"/>
+          </w:tcPr>
+          <w:p>
+            <w:pPr>
+              <w:spacing w:before="120"/>
+              <w:jc w:val="center"/>
+              <w:rPr>
+                <w:rFonts w:ascii="Times New Roman" w:hAnsi="Times New Roman" w:cs="Times New Roman"/>
+                <w:sz w:val="28"/>
+                <w:szCs w:val="28"/>
+              </w:rPr>
+            </w:pPr>
+            <w:r>
+              <w:rPr>
+                <w:rFonts w:ascii="Times New Roman" w:hAnsi="Times New Roman" w:cs="Times New Roman"/>
+                <w:b/>
+                <w:bCs/>
+                <w:sz w:val="28"/>
+                <w:szCs w:val="28"/>
+              </w:rPr>
+              <w:t>4.40314722061</w:t>
+            </w:r>
+          </w:p>
+        </w:tc>
+      </w:tr>
+      <w:tr>
+        <w:trPr>
+          <w:jc w:val="center"/>
+        </w:trPr>
+        <w:tc>
+          <w:tcPr>
+            <w:tcW w:w="2499" w:type="dxa"/>
+          </w:tcPr>
+          <w:p>
+            <w:pPr>
+              <w:pStyle w:val="ListParagraph"/>
+              <w:spacing w:before="120" w:line="240" w:lineRule="auto"/>
+              <w:ind w:left="0"/>
+              <w:rPr>
+                <w:rFonts w:ascii="Times New Roman" w:hAnsi="Times New Roman" w:cs="Times New Roman"/>
+                <w:sz w:val="28"/>
+                <w:szCs w:val="28"/>
+              </w:rPr>
+            </w:pPr>
+            <w:r>
+              <w:rPr>
+                <w:rFonts w:ascii="Times New Roman" w:hAnsi="Times New Roman" w:cs="Times New Roman"/>
+                <w:sz w:val="28"/>
+                <w:szCs w:val="28"/>
+              </w:rPr>
+              <w:t>B</w:t>
+            </w:r>
+          </w:p>
+        </w:tc>
+        <w:tc>
+          <w:tcPr>
+            <w:tcW w:w="2553" w:type="dxa"/>
+          </w:tcPr>
+          <w:p>
+            <w:pPr>
+              <w:pStyle w:val="ListParagraph"/>
+              <w:spacing w:before="120" w:line="240" w:lineRule="auto"/>
+              <w:ind w:left="0"/>
+              <w:jc w:val="center"/>
+              <w:rPr>
+                <w:rFonts w:ascii="Times New Roman" w:hAnsi="Times New Roman" w:cs="Times New Roman"/>
+                <w:sz w:val="28"/>
+                <w:szCs w:val="28"/>
+              </w:rPr>
+            </w:pPr>
+            <w:r>
+              <w:rPr>
+                <w:rFonts w:ascii="Times New Roman" w:hAnsi="Times New Roman" w:cs="Times New Roman"/>
+                <w:b/>
+                <w:bCs/>
+                <w:sz w:val="28"/>
+                <w:szCs w:val="28"/>
+              </w:rPr>
+              <w:t>3.13546037674</w:t>
+            </w:r>
+          </w:p>
+        </w:tc>
+        <w:tc>
+          <w:tcPr>
+            <w:tcW w:w="2561" w:type="dxa"/>
+          </w:tcPr>
+          <w:p>
+            <w:pPr>
+              <w:pStyle w:val="ListParagraph"/>
+              <w:spacing w:before="120" w:line="240" w:lineRule="auto"/>
+              <w:ind w:left="0"/>
+              <w:jc w:val="center"/>
+              <w:rPr>
+                <w:rFonts w:ascii="Times New Roman" w:hAnsi="Times New Roman" w:cs="Times New Roman"/>
+                <w:sz w:val="28"/>
+                <w:szCs w:val="28"/>
+              </w:rPr>
+            </w:pPr>
+            <w:r>
+              <w:rPr>
+                <w:rFonts w:ascii="Times New Roman" w:hAnsi="Times New Roman" w:cs="Times New Roman"/>
+                <w:b/>
+                <w:bCs/>
+                <w:sz w:val="28"/>
+                <w:szCs w:val="28"/>
+              </w:rPr>
+              <w:t>3.13355660439</w:t>
+            </w:r>
+          </w:p>
+        </w:tc>
+      </w:tr>
+      <w:tr>
+        <w:trPr>
+          <w:jc w:val="center"/>
+        </w:trPr>
+        <w:tc>
+          <w:tcPr>
+            <w:tcW w:w="2499" w:type="dxa"/>
+          </w:tcPr>
+          <w:p>
+            <w:pPr>
+              <w:pStyle w:val="ListParagraph"/>
+              <w:spacing w:before="120" w:line="240" w:lineRule="auto"/>
+              <w:ind w:left="0"/>
+              <w:rPr>
+                <w:rFonts w:ascii="Times New Roman" w:hAnsi="Times New Roman" w:cs="Times New Roman"/>
+                <w:sz w:val="28"/>
+                <w:szCs w:val="28"/>
+              </w:rPr>
+            </w:pPr>
+            <w:r>
+              <w:rPr>
+                <w:rFonts w:ascii="Times New Roman" w:hAnsi="Times New Roman" w:cs="Times New Roman"/>
+                <w:sz w:val="28"/>
+                <w:szCs w:val="28"/>
+              </w:rPr>
+              <w:t>C</w:t>
+            </w:r>
+          </w:p>
+        </w:tc>
+        <w:tc>
+          <w:tcPr>
+            <w:tcW w:w="2553" w:type="dxa"/>
+          </w:tcPr>
+          <w:p>
+            <w:pPr>
+              <w:pStyle w:val="ListParagraph"/>
+              <w:spacing w:before="120" w:line="240" w:lineRule="auto"/>
+              <w:ind w:left="0"/>
+              <w:jc w:val="center"/>
+              <w:rPr>
+                <w:rFonts w:ascii="Times New Roman" w:hAnsi="Times New Roman" w:cs="Times New Roman"/>
+                <w:sz w:val="28"/>
+                <w:szCs w:val="28"/>
+              </w:rPr>
+            </w:pPr>
+            <w:r>
+              <w:rPr>
+                <w:rFonts w:ascii="Times New Roman" w:hAnsi="Times New Roman" w:cs="Times New Roman"/>
+                <w:b/>
+                <w:bCs/>
+                <w:sz w:val="28"/>
+                <w:szCs w:val="28"/>
+              </w:rPr>
+              <w:t>1.8663970232</w:t>
+            </w:r>
+          </w:p>
+        </w:tc>
+        <w:tc>
+          <w:tcPr>
+            <w:tcW w:w="2561" w:type="dxa"/>
+          </w:tcPr>
+          <w:p>
+            <w:pPr>
+              <w:pStyle w:val="ListParagraph"/>
+              <w:spacing w:before="120" w:line="240" w:lineRule="auto"/>
+              <w:ind w:left="0"/>
+              <w:jc w:val="center"/>
+              <w:rPr>
+                <w:rFonts w:ascii="Times New Roman" w:hAnsi="Times New Roman" w:cs="Times New Roman"/>
+                <w:sz w:val="28"/>
+                <w:szCs w:val="28"/>
+              </w:rPr>
+            </w:pPr>
+            <w:r>
+              <w:rPr>
+                <w:rFonts w:ascii="Times New Roman" w:hAnsi="Times New Roman" w:cs="Times New Roman"/>
+                <w:b/>
+                <w:bCs/>
+                <w:sz w:val="28"/>
+                <w:szCs w:val="28"/>
+              </w:rPr>
+              <w:t>1.86462128162</w:t>
+            </w:r>
+          </w:p>
+        </w:tc>
+      </w:tr>
+      <w:tr>
+        <w:trPr>
+          <w:jc w:val="center"/>
+        </w:trPr>
+        <w:tc>
+          <w:tcPr>
+            <w:tcW w:w="2499" w:type="dxa"/>
+          </w:tcPr>
+          <w:p>
+            <w:pPr>
+              <w:pStyle w:val="ListParagraph"/>
+              <w:spacing w:before="120" w:line="240" w:lineRule="auto"/>
+              <w:ind w:left="0"/>
+              <w:rPr>
+                <w:rFonts w:ascii="Times New Roman" w:hAnsi="Times New Roman" w:cs="Times New Roman"/>
+                <w:sz w:val="28"/>
+                <w:szCs w:val="28"/>
+              </w:rPr>
+            </w:pPr>
+            <w:r>
+              <w:rPr>
+                <w:rFonts w:ascii="Times New Roman" w:hAnsi="Times New Roman" w:cs="Times New Roman"/>
+                <w:sz w:val="28"/>
+                <w:szCs w:val="28"/>
+              </w:rPr>
+              <w:t>D</w:t>
+            </w:r>
+          </w:p>
+        </w:tc>
+        <w:tc>
+          <w:tcPr>
+            <w:tcW w:w="2553" w:type="dxa"/>
+          </w:tcPr>
+          <w:p>
+            <w:pPr>
+              <w:pStyle w:val="ListParagraph"/>
+              <w:spacing w:before="120" w:line="240" w:lineRule="auto"/>
+              <w:ind w:left="0"/>
+              <w:jc w:val="center"/>
+              <w:rPr>
+                <w:rFonts w:ascii="Times New Roman" w:hAnsi="Times New Roman" w:cs="Times New Roman"/>
+                <w:sz w:val="28"/>
+                <w:szCs w:val="28"/>
+              </w:rPr>
+            </w:pPr>
+            <w:r>
+              <w:rPr>
+                <w:rFonts w:ascii="Times New Roman" w:hAnsi="Times New Roman" w:cs="Times New Roman"/>
+                <w:b/>
+                <w:bCs/>
+                <w:sz w:val="28"/>
+                <w:szCs w:val="28"/>
+              </w:rPr>
+              <w:t>0.596851766109</w:t>
+            </w:r>
+          </w:p>
+        </w:tc>
+        <w:tc>
+          <w:tcPr>
+            <w:tcW w:w="2561" w:type="dxa"/>
+          </w:tcPr>
+          <w:p>
+            <w:pPr>
+              <w:pStyle w:val="ListParagraph"/>
+              <w:spacing w:before="120" w:line="240" w:lineRule="auto"/>
+              <w:ind w:left="0"/>
+              <w:jc w:val="center"/>
+              <w:rPr>
+                <w:rFonts w:ascii="Times New Roman" w:hAnsi="Times New Roman" w:cs="Times New Roman"/>
+                <w:sz w:val="28"/>
+                <w:szCs w:val="28"/>
+              </w:rPr>
+            </w:pPr>
+            <w:r>
+              <w:rPr>
+                <w:rFonts w:ascii="Times New Roman" w:hAnsi="Times New Roman" w:cs="Times New Roman"/>
+                <w:b/>
+                <w:bCs/>
+                <w:sz w:val="28"/>
+                <w:szCs w:val="28"/>
+              </w:rPr>
+              <w:t>0.596000850201</w:t>
+            </w:r>
+          </w:p>
+        </w:tc>
+      </w:tr>
+    </w:tbl>
+    <w:p>
+      <w:pPr>
+        <w:spacing w:before="120" w:line="240" w:lineRule="auto"/>
+        <w:rPr>
+          <w:rFonts w:ascii="Times New Roman" w:hAnsi="Times New Roman" w:cs="Times New Roman"/>
+          <w:sz w:val="28"/>
+          <w:szCs w:val="28"/>
+        </w:rPr>
+      </w:pPr>
+    </w:p>
+    <w:p>
+      <w:pPr>
         <w:pStyle w:val="ListParagraph"/>
         <w:numPr>
           <w:ilvl w:val="0"/>
@@ -10921,6 +11448,502 @@
         <w:t>0.005%</w:t>
       </w:r>
     </w:p>
+    <w:p>
+      <w:pPr>
+        <w:spacing w:before="120" w:line="240" w:lineRule="auto"/>
+        <w:ind w:left="432"/>
+        <w:rPr>
+          <w:rFonts w:ascii="Times New Roman" w:hAnsi="Times New Roman" w:cs="Times New Roman"/>
+          <w:sz w:val="28"/>
+          <w:szCs w:val="28"/>
+        </w:rPr>
+      </w:pPr>
+      <w:r>
+        <w:lastRenderedPageBreak/>
+        <w:drawing>
+          <wp:inline distT="0" distB="0" distL="0" distR="0" wp14:anchorId="542EBB53" wp14:editId="54E79AE1">
+            <wp:extent cx="6949440" cy="3697605"/>
+            <wp:effectExtent l="0" t="0" r="3810" b="0"/>
+            <wp:docPr id="1204144977" name="Picture 1"/>
+            <wp:cNvGraphicFramePr>
+              <a:graphicFrameLocks xmlns:a="http://schemas.openxmlformats.org/drawingml/2006/main" noChangeAspect="1"/>
+            </wp:cNvGraphicFramePr>
+            <a:graphic xmlns:a="http://schemas.openxmlformats.org/drawingml/2006/main">
+              <a:graphicData uri="http://schemas.openxmlformats.org/drawingml/2006/picture">
+                <pic:pic xmlns:pic="http://schemas.openxmlformats.org/drawingml/2006/picture">
+                  <pic:nvPicPr>
+                    <pic:cNvPr id="1204144977" name=""/>
+                    <pic:cNvPicPr/>
+                  </pic:nvPicPr>
+                  <pic:blipFill>
+                    <a:blip r:embed="rId25"/>
+                    <a:stretch>
+                      <a:fillRect/>
+                    </a:stretch>
+                  </pic:blipFill>
+                  <pic:spPr>
+                    <a:xfrm>
+                      <a:off x="0" y="0"/>
+                      <a:ext cx="6949440" cy="3697605"/>
+                    </a:xfrm>
+                    <a:prstGeom prst="rect">
+                      <a:avLst/>
+                    </a:prstGeom>
+                  </pic:spPr>
+                </pic:pic>
+              </a:graphicData>
+            </a:graphic>
+          </wp:inline>
+        </w:drawing>
+      </w:r>
+    </w:p>
+    <w:tbl>
+      <w:tblPr>
+        <w:tblStyle w:val="TableGrid"/>
+        <w:tblW w:w="0" w:type="auto"/>
+        <w:jc w:val="center"/>
+        <w:tblLook w:val="04A0" w:firstRow="1" w:lastRow="0" w:firstColumn="1" w:lastColumn="0" w:noHBand="0" w:noVBand="1"/>
+      </w:tblPr>
+      <w:tblGrid>
+        <w:gridCol w:w="2499"/>
+        <w:gridCol w:w="2553"/>
+        <w:gridCol w:w="2561"/>
+      </w:tblGrid>
+      <w:tr>
+        <w:trPr>
+          <w:jc w:val="center"/>
+        </w:trPr>
+        <w:tc>
+          <w:tcPr>
+            <w:tcW w:w="2499" w:type="dxa"/>
+          </w:tcPr>
+          <w:p>
+            <w:pPr>
+              <w:pStyle w:val="ListParagraph"/>
+              <w:spacing w:before="120" w:line="240" w:lineRule="auto"/>
+              <w:ind w:left="0"/>
+              <w:rPr>
+                <w:rFonts w:ascii="Times New Roman" w:hAnsi="Times New Roman" w:cs="Times New Roman"/>
+                <w:b/>
+                <w:bCs/>
+                <w:sz w:val="28"/>
+                <w:szCs w:val="28"/>
+              </w:rPr>
+            </w:pPr>
+            <w:r>
+              <w:rPr>
+                <w:rFonts w:ascii="Times New Roman" w:hAnsi="Times New Roman" w:cs="Times New Roman"/>
+                <w:b/>
+                <w:bCs/>
+                <w:sz w:val="28"/>
+                <w:szCs w:val="28"/>
+              </w:rPr>
+              <w:t>Node</w:t>
+            </w:r>
+          </w:p>
+        </w:tc>
+        <w:tc>
+          <w:tcPr>
+            <w:tcW w:w="2553" w:type="dxa"/>
+          </w:tcPr>
+          <w:p>
+            <w:pPr>
+              <w:pStyle w:val="ListParagraph"/>
+              <w:spacing w:before="120" w:line="240" w:lineRule="auto"/>
+              <w:ind w:left="0"/>
+              <w:jc w:val="center"/>
+              <w:rPr>
+                <w:rFonts w:ascii="Times New Roman" w:hAnsi="Times New Roman" w:cs="Times New Roman"/>
+                <w:b/>
+                <w:bCs/>
+                <w:sz w:val="28"/>
+                <w:szCs w:val="28"/>
+              </w:rPr>
+            </w:pPr>
+            <w:r>
+              <w:rPr>
+                <w:rFonts w:ascii="Times New Roman" w:hAnsi="Times New Roman" w:cs="Times New Roman"/>
+                <w:b/>
+                <w:bCs/>
+                <w:sz w:val="28"/>
+                <w:szCs w:val="28"/>
+              </w:rPr>
+              <w:t>Max (V)</w:t>
+            </w:r>
+          </w:p>
+        </w:tc>
+        <w:tc>
+          <w:tcPr>
+            <w:tcW w:w="2561" w:type="dxa"/>
+          </w:tcPr>
+          <w:p>
+            <w:pPr>
+              <w:pStyle w:val="ListParagraph"/>
+              <w:spacing w:before="120" w:line="240" w:lineRule="auto"/>
+              <w:ind w:left="0"/>
+              <w:jc w:val="center"/>
+              <w:rPr>
+                <w:rFonts w:ascii="Times New Roman" w:hAnsi="Times New Roman" w:cs="Times New Roman"/>
+                <w:b/>
+                <w:bCs/>
+                <w:sz w:val="28"/>
+                <w:szCs w:val="28"/>
+              </w:rPr>
+            </w:pPr>
+            <w:r>
+              <w:rPr>
+                <w:rFonts w:ascii="Times New Roman" w:hAnsi="Times New Roman" w:cs="Times New Roman"/>
+                <w:b/>
+                <w:bCs/>
+                <w:sz w:val="28"/>
+                <w:szCs w:val="28"/>
+              </w:rPr>
+              <w:t>Min (V)</w:t>
+            </w:r>
+          </w:p>
+        </w:tc>
+      </w:tr>
+      <w:tr>
+        <w:trPr>
+          <w:jc w:val="center"/>
+        </w:trPr>
+        <w:tc>
+          <w:tcPr>
+            <w:tcW w:w="2499" w:type="dxa"/>
+          </w:tcPr>
+          <w:p>
+            <w:pPr>
+              <w:pStyle w:val="ListParagraph"/>
+              <w:spacing w:before="120" w:line="240" w:lineRule="auto"/>
+              <w:ind w:left="0"/>
+              <w:rPr>
+                <w:rFonts w:ascii="Times New Roman" w:hAnsi="Times New Roman" w:cs="Times New Roman"/>
+                <w:sz w:val="28"/>
+                <w:szCs w:val="28"/>
+              </w:rPr>
+            </w:pPr>
+            <w:r>
+              <w:rPr>
+                <w:rFonts w:ascii="Times New Roman" w:hAnsi="Times New Roman" w:cs="Times New Roman"/>
+                <w:sz w:val="28"/>
+                <w:szCs w:val="28"/>
+              </w:rPr>
+              <w:t>A</w:t>
+            </w:r>
+          </w:p>
+        </w:tc>
+        <w:tc>
+          <w:tcPr>
+            <w:tcW w:w="2553" w:type="dxa"/>
+          </w:tcPr>
+          <w:p>
+            <w:pPr>
+              <w:spacing w:before="120"/>
+              <w:jc w:val="center"/>
+              <w:rPr>
+                <w:rFonts w:ascii="Times New Roman" w:hAnsi="Times New Roman" w:cs="Times New Roman"/>
+                <w:sz w:val="28"/>
+                <w:szCs w:val="28"/>
+              </w:rPr>
+            </w:pPr>
+            <w:r>
+              <w:rPr>
+                <w:rFonts w:ascii="Times New Roman" w:hAnsi="Times New Roman" w:cs="Times New Roman"/>
+                <w:b/>
+                <w:bCs/>
+                <w:sz w:val="28"/>
+                <w:szCs w:val="28"/>
+              </w:rPr>
+              <w:t>4.4035987854</w:t>
+            </w:r>
+          </w:p>
+        </w:tc>
+        <w:tc>
+          <w:tcPr>
+            <w:tcW w:w="2561" w:type="dxa"/>
+          </w:tcPr>
+          <w:p>
+            <w:pPr>
+              <w:spacing w:before="120"/>
+              <w:jc w:val="center"/>
+              <w:rPr>
+                <w:rFonts w:ascii="Times New Roman" w:hAnsi="Times New Roman" w:cs="Times New Roman"/>
+                <w:sz w:val="28"/>
+                <w:szCs w:val="28"/>
+              </w:rPr>
+            </w:pPr>
+            <w:r>
+              <w:rPr>
+                <w:rFonts w:ascii="Times New Roman" w:hAnsi="Times New Roman" w:cs="Times New Roman"/>
+                <w:b/>
+                <w:bCs/>
+                <w:sz w:val="28"/>
+                <w:szCs w:val="28"/>
+              </w:rPr>
+              <w:t>4.40351247787</w:t>
+            </w:r>
+          </w:p>
+        </w:tc>
+      </w:tr>
+      <w:tr>
+        <w:trPr>
+          <w:jc w:val="center"/>
+        </w:trPr>
+        <w:tc>
+          <w:tcPr>
+            <w:tcW w:w="2499" w:type="dxa"/>
+          </w:tcPr>
+          <w:p>
+            <w:pPr>
+              <w:pStyle w:val="ListParagraph"/>
+              <w:spacing w:before="120" w:line="240" w:lineRule="auto"/>
+              <w:ind w:left="0"/>
+              <w:rPr>
+                <w:rFonts w:ascii="Times New Roman" w:hAnsi="Times New Roman" w:cs="Times New Roman"/>
+                <w:sz w:val="28"/>
+                <w:szCs w:val="28"/>
+              </w:rPr>
+            </w:pPr>
+            <w:r>
+              <w:rPr>
+                <w:rFonts w:ascii="Times New Roman" w:hAnsi="Times New Roman" w:cs="Times New Roman"/>
+                <w:sz w:val="28"/>
+                <w:szCs w:val="28"/>
+              </w:rPr>
+              <w:t>B</w:t>
+            </w:r>
+          </w:p>
+        </w:tc>
+        <w:tc>
+          <w:tcPr>
+            <w:tcW w:w="2553" w:type="dxa"/>
+          </w:tcPr>
+          <w:p>
+            <w:pPr>
+              <w:pStyle w:val="ListParagraph"/>
+              <w:spacing w:before="120" w:line="240" w:lineRule="auto"/>
+              <w:ind w:left="0"/>
+              <w:jc w:val="center"/>
+              <w:rPr>
+                <w:rFonts w:ascii="Times New Roman" w:hAnsi="Times New Roman" w:cs="Times New Roman"/>
+                <w:sz w:val="28"/>
+                <w:szCs w:val="28"/>
+              </w:rPr>
+            </w:pPr>
+            <w:r>
+              <w:rPr>
+                <w:rFonts w:ascii="Times New Roman" w:hAnsi="Times New Roman" w:cs="Times New Roman"/>
+                <w:b/>
+                <w:bCs/>
+                <w:sz w:val="28"/>
+                <w:szCs w:val="28"/>
+              </w:rPr>
+              <w:t>3.13461208344</w:t>
+            </w:r>
+          </w:p>
+        </w:tc>
+        <w:tc>
+          <w:tcPr>
+            <w:tcW w:w="2561" w:type="dxa"/>
+          </w:tcPr>
+          <w:p>
+            <w:pPr>
+              <w:pStyle w:val="ListParagraph"/>
+              <w:spacing w:before="120" w:line="240" w:lineRule="auto"/>
+              <w:ind w:left="0"/>
+              <w:jc w:val="center"/>
+              <w:rPr>
+                <w:rFonts w:ascii="Times New Roman" w:hAnsi="Times New Roman" w:cs="Times New Roman"/>
+                <w:sz w:val="28"/>
+                <w:szCs w:val="28"/>
+              </w:rPr>
+            </w:pPr>
+            <w:r>
+              <w:rPr>
+                <w:rFonts w:ascii="Times New Roman" w:hAnsi="Times New Roman" w:cs="Times New Roman"/>
+                <w:b/>
+                <w:bCs/>
+                <w:sz w:val="28"/>
+                <w:szCs w:val="28"/>
+              </w:rPr>
+              <w:t>3.13442158699</w:t>
+            </w:r>
+          </w:p>
+        </w:tc>
+      </w:tr>
+      <w:tr>
+        <w:trPr>
+          <w:jc w:val="center"/>
+        </w:trPr>
+        <w:tc>
+          <w:tcPr>
+            <w:tcW w:w="2499" w:type="dxa"/>
+          </w:tcPr>
+          <w:p>
+            <w:pPr>
+              <w:pStyle w:val="ListParagraph"/>
+              <w:spacing w:before="120" w:line="240" w:lineRule="auto"/>
+              <w:ind w:left="0"/>
+              <w:rPr>
+                <w:rFonts w:ascii="Times New Roman" w:hAnsi="Times New Roman" w:cs="Times New Roman"/>
+                <w:sz w:val="28"/>
+                <w:szCs w:val="28"/>
+              </w:rPr>
+            </w:pPr>
+            <w:r>
+              <w:rPr>
+                <w:rFonts w:ascii="Times New Roman" w:hAnsi="Times New Roman" w:cs="Times New Roman"/>
+                <w:sz w:val="28"/>
+                <w:szCs w:val="28"/>
+              </w:rPr>
+              <w:t>C</w:t>
+            </w:r>
+          </w:p>
+        </w:tc>
+        <w:tc>
+          <w:tcPr>
+            <w:tcW w:w="2553" w:type="dxa"/>
+          </w:tcPr>
+          <w:p>
+            <w:pPr>
+              <w:pStyle w:val="ListParagraph"/>
+              <w:spacing w:before="120" w:line="240" w:lineRule="auto"/>
+              <w:ind w:left="0"/>
+              <w:jc w:val="center"/>
+              <w:rPr>
+                <w:rFonts w:ascii="Times New Roman" w:hAnsi="Times New Roman" w:cs="Times New Roman"/>
+                <w:sz w:val="28"/>
+                <w:szCs w:val="28"/>
+              </w:rPr>
+            </w:pPr>
+            <w:r>
+              <w:rPr>
+                <w:rFonts w:ascii="Times New Roman" w:hAnsi="Times New Roman" w:cs="Times New Roman"/>
+                <w:b/>
+                <w:bCs/>
+                <w:sz w:val="28"/>
+                <w:szCs w:val="28"/>
+              </w:rPr>
+              <w:t xml:space="preserve">1.86557364464 </w:t>
+            </w:r>
+          </w:p>
+        </w:tc>
+        <w:tc>
+          <w:tcPr>
+            <w:tcW w:w="2561" w:type="dxa"/>
+          </w:tcPr>
+          <w:p>
+            <w:pPr>
+              <w:pStyle w:val="ListParagraph"/>
+              <w:spacing w:before="120" w:line="240" w:lineRule="auto"/>
+              <w:ind w:left="0"/>
+              <w:jc w:val="center"/>
+              <w:rPr>
+                <w:rFonts w:ascii="Times New Roman" w:hAnsi="Times New Roman" w:cs="Times New Roman"/>
+                <w:sz w:val="28"/>
+                <w:szCs w:val="28"/>
+              </w:rPr>
+            </w:pPr>
+            <w:r>
+              <w:rPr>
+                <w:rFonts w:ascii="Times New Roman" w:hAnsi="Times New Roman" w:cs="Times New Roman"/>
+                <w:b/>
+                <w:bCs/>
+                <w:sz w:val="28"/>
+                <w:szCs w:val="28"/>
+              </w:rPr>
+              <w:t xml:space="preserve">1.86539614201 </w:t>
+            </w:r>
+          </w:p>
+        </w:tc>
+      </w:tr>
+      <w:tr>
+        <w:trPr>
+          <w:jc w:val="center"/>
+        </w:trPr>
+        <w:tc>
+          <w:tcPr>
+            <w:tcW w:w="2499" w:type="dxa"/>
+          </w:tcPr>
+          <w:p>
+            <w:pPr>
+              <w:pStyle w:val="ListParagraph"/>
+              <w:spacing w:before="120" w:line="240" w:lineRule="auto"/>
+              <w:ind w:left="0"/>
+              <w:rPr>
+                <w:rFonts w:ascii="Times New Roman" w:hAnsi="Times New Roman" w:cs="Times New Roman"/>
+                <w:sz w:val="28"/>
+                <w:szCs w:val="28"/>
+              </w:rPr>
+            </w:pPr>
+            <w:r>
+              <w:rPr>
+                <w:rFonts w:ascii="Times New Roman" w:hAnsi="Times New Roman" w:cs="Times New Roman"/>
+                <w:sz w:val="28"/>
+                <w:szCs w:val="28"/>
+              </w:rPr>
+              <w:t>D</w:t>
+            </w:r>
+          </w:p>
+        </w:tc>
+        <w:tc>
+          <w:tcPr>
+            <w:tcW w:w="2553" w:type="dxa"/>
+          </w:tcPr>
+          <w:p>
+            <w:pPr>
+              <w:pStyle w:val="ListParagraph"/>
+              <w:spacing w:before="120" w:line="240" w:lineRule="auto"/>
+              <w:ind w:left="0"/>
+              <w:jc w:val="center"/>
+              <w:rPr>
+                <w:rFonts w:ascii="Times New Roman" w:hAnsi="Times New Roman" w:cs="Times New Roman"/>
+                <w:sz w:val="28"/>
+                <w:szCs w:val="28"/>
+              </w:rPr>
+            </w:pPr>
+            <w:r>
+              <w:rPr>
+                <w:rFonts w:ascii="Times New Roman" w:hAnsi="Times New Roman" w:cs="Times New Roman"/>
+                <w:b/>
+                <w:bCs/>
+                <w:sz w:val="28"/>
+                <w:szCs w:val="28"/>
+              </w:rPr>
+              <w:t>0.596487224102</w:t>
+            </w:r>
+          </w:p>
+        </w:tc>
+        <w:tc>
+          <w:tcPr>
+            <w:tcW w:w="2561" w:type="dxa"/>
+          </w:tcPr>
+          <w:p>
+            <w:pPr>
+              <w:pStyle w:val="ListParagraph"/>
+              <w:spacing w:before="120" w:line="240" w:lineRule="auto"/>
+              <w:ind w:left="0"/>
+              <w:jc w:val="center"/>
+              <w:rPr>
+                <w:rFonts w:ascii="Times New Roman" w:hAnsi="Times New Roman" w:cs="Times New Roman"/>
+                <w:sz w:val="28"/>
+                <w:szCs w:val="28"/>
+              </w:rPr>
+            </w:pPr>
+            <w:r>
+              <w:rPr>
+                <w:rFonts w:ascii="Times New Roman" w:hAnsi="Times New Roman" w:cs="Times New Roman"/>
+                <w:b/>
+                <w:bCs/>
+                <w:sz w:val="28"/>
+                <w:szCs w:val="28"/>
+              </w:rPr>
+              <w:t>0.596402108669</w:t>
+            </w:r>
+          </w:p>
+        </w:tc>
+      </w:tr>
+    </w:tbl>
     <w:p>
       <w:pPr>
         <w:pStyle w:val="Heading3"/>
@@ -10969,8 +11992,7 @@
         </w:rPr>
         <w:t xml:space="preserve">While tighter resistor tolerances are desirable for improved accuracy, they often come at a higher cost. Using </w:t>
       </w:r>
-      <w:hyperlink r:id="rId21" w:history="1">
-        <w:proofErr w:type="spellStart"/>
+      <w:hyperlink r:id="rId26" w:history="1">
         <w:r>
           <w:rPr>
             <w:rStyle w:val="Hyperlink"/>
@@ -10980,7 +12002,6 @@
           </w:rPr>
           <w:t>DigiKey</w:t>
         </w:r>
-        <w:proofErr w:type="spellEnd"/>
       </w:hyperlink>
       <w:r>
         <w:rPr>
@@ -10988,36 +12009,9 @@
           <w:sz w:val="28"/>
           <w:szCs w:val="28"/>
         </w:rPr>
-        <w:t xml:space="preserve">, determine the lowest total cost of constructing the 8-bit R-2R ladder shown in Figure 3.6, considering only the cost of resistors (500 Ω and 1 </w:t>
-      </w:r>
-      <w:proofErr w:type="spellStart"/>
-      <w:r>
-        <w:rPr>
-          <w:rFonts w:ascii="Times New Roman" w:hAnsi="Times New Roman" w:cs="Times New Roman"/>
-          <w:sz w:val="28"/>
-          <w:szCs w:val="28"/>
-        </w:rPr>
-        <w:t>kΩ</w:t>
-      </w:r>
-      <w:proofErr w:type="spellEnd"/>
-      <w:r>
-        <w:rPr>
-          <w:rFonts w:ascii="Times New Roman" w:hAnsi="Times New Roman" w:cs="Times New Roman"/>
-          <w:sz w:val="28"/>
-          <w:szCs w:val="28"/>
-        </w:rPr>
-        <w:t xml:space="preserve">). Use the price listed for a quantity of 1 for each resistor. Search for Through Hole Resistors, in-stock, </w:t>
-      </w:r>
-      <w:r>
-        <w:rPr>
-          <w:rFonts w:ascii="Times New Roman" w:hAnsi="Times New Roman" w:cs="Times New Roman"/>
-          <w:sz w:val="28"/>
-          <w:szCs w:val="28"/>
-        </w:rPr>
-        <w:lastRenderedPageBreak/>
-        <w:t xml:space="preserve">0.25 Watt for the tolerances listed below: (If the item is out of stock, you may use another website such as </w:t>
-      </w:r>
-      <w:hyperlink r:id="rId22" w:history="1">
+        <w:t xml:space="preserve">, determine the lowest total cost of constructing the 8-bit R-2R ladder shown in Figure 3.6, considering only the cost of resistors (500 Ω and 1 kΩ). Use the price listed for a quantity of 1 for each resistor. Search for Through Hole Resistors, in-stock, 0.25 Watt for the tolerances listed below: (If the item is out of stock, you may use another website such as </w:t>
+      </w:r>
+      <w:hyperlink r:id="rId27" w:history="1">
         <w:r>
           <w:rPr>
             <w:rStyle w:val="Hyperlink"/>
@@ -11134,6 +12128,17 @@
         </w:rPr>
         <w:t>Write Up</w:t>
       </w:r>
+      <w:r>
+        <w:rPr>
+          <w:rFonts w:ascii="Times New Roman" w:hAnsi="Times New Roman" w:cs="Times New Roman"/>
+          <w:b/>
+          <w:bCs/>
+          <w:w w:val="105"/>
+          <w:sz w:val="34"/>
+          <w:szCs w:val="34"/>
+        </w:rPr>
+        <w:t>s</w:t>
+      </w:r>
     </w:p>
     <w:p>
       <w:pPr>
@@ -11196,6 +12201,7 @@
           <w:sz w:val="28"/>
           <w:szCs w:val="28"/>
         </w:rPr>
+        <w:lastRenderedPageBreak/>
         <w:t>Table of voltage ranges from Subsection 3.5.2.</w:t>
       </w:r>
     </w:p>
@@ -11296,7 +12302,6 @@
           <w:szCs w:val="24"/>
         </w:rPr>
       </w:pPr>
-      <w:proofErr w:type="spellStart"/>
       <w:r>
         <w:rPr>
           <w:rFonts w:ascii="Times New Roman" w:hAnsi="Times New Roman" w:cs="Times New Roman"/>
@@ -11305,15 +12310,14 @@
         </w:rPr>
         <w:t>sdsas</w:t>
       </w:r>
-      <w:proofErr w:type="spellEnd"/>
     </w:p>
     <w:sectPr>
-      <w:headerReference w:type="even" r:id="rId23"/>
-      <w:headerReference w:type="default" r:id="rId24"/>
-      <w:footerReference w:type="even" r:id="rId25"/>
-      <w:footerReference w:type="default" r:id="rId26"/>
-      <w:headerReference w:type="first" r:id="rId27"/>
-      <w:footerReference w:type="first" r:id="rId28"/>
+      <w:headerReference w:type="even" r:id="rId28"/>
+      <w:headerReference w:type="default" r:id="rId29"/>
+      <w:footerReference w:type="even" r:id="rId30"/>
+      <w:footerReference w:type="default" r:id="rId31"/>
+      <w:headerReference w:type="first" r:id="rId32"/>
+      <w:footerReference w:type="first" r:id="rId33"/>
       <w:pgSz w:w="12240" w:h="15840"/>
       <w:pgMar w:top="576" w:right="648" w:bottom="806" w:left="648" w:header="288" w:footer="144" w:gutter="0"/>
       <w:cols w:space="720"/>
@@ -11618,7 +12622,6 @@
       </w:rPr>
       <w:t xml:space="preserve"> </w:t>
     </w:r>
-    <w:proofErr w:type="spellStart"/>
     <w:r>
       <w:rPr>
         <w:rFonts w:ascii="Times New Roman" w:hAnsi="Times New Roman" w:cs="Times New Roman"/>
@@ -11629,7 +12632,6 @@
       </w:rPr>
       <w:t>LTspice</w:t>
     </w:r>
-    <w:proofErr w:type="spellEnd"/>
   </w:p>
   <w:p>
     <w:pPr>
@@ -14477,7 +15479,6 @@
   <w:style w:type="character" w:default="1" w:styleId="DefaultParagraphFont">
     <w:name w:val="Default Paragraph Font"/>
     <w:uiPriority w:val="1"/>
-    <w:semiHidden/>
     <w:unhideWhenUsed/>
   </w:style>
   <w:style w:type="table" w:default="1" w:styleId="TableNormal">
